--- a/docs/downloads/gerrid-setzer/تم/doc_0183.docx
+++ b/docs/downloads/gerrid-setzer/تم/doc_0183.docx
@@ -1,174 +1,124 @@
 
 <file path=word/document.xml><?xml version="1.0" encoding="utf-8"?>
 <w:document xmlns:wpc="http://schemas.microsoft.com/office/word/2010/wordprocessingCanvas" xmlns:cx="http://schemas.microsoft.com/office/drawing/2014/chartex" xmlns:cx1="http://schemas.microsoft.com/office/drawing/2015/9/8/chartex" xmlns:cx2="http://schemas.microsoft.com/office/drawing/2015/10/21/chartex" xmlns:cx3="http://schemas.microsoft.com/office/drawing/2016/5/9/chartex" xmlns:cx4="http://schemas.microsoft.com/office/drawing/2016/5/10/chartex" xmlns:cx5="http://schemas.microsoft.com/office/drawing/2016/5/11/chartex" xmlns:cx6="http://schemas.microsoft.com/office/drawing/2016/5/12/chartex" xmlns:cx7="http://schemas.microsoft.com/office/drawing/2016/5/13/chartex" xmlns:cx8="http://schemas.microsoft.com/office/drawing/2016/5/14/chartex" xmlns:mc="http://schemas.openxmlformats.org/markup-compatibility/2006" xmlns:aink="http://schemas.microsoft.com/office/drawing/2016/ink" xmlns:am3d="http://schemas.microsoft.com/office/drawing/2017/model3d" xmlns:o="urn:schemas-microsoft-com:office:office" xmlns:r="http://schemas.openxmlformats.org/officeDocument/2006/relationships" xmlns:m="http://schemas.openxmlformats.org/officeDocument/2006/math" xmlns:v="urn:schemas-microsoft-com:vml" xmlns:wp14="http://schemas.microsoft.com/office/word/2010/wordprocessingDrawing" xmlns:wp="http://schemas.openxmlformats.org/drawingml/2006/wordprocessingDrawing" xmlns:w10="urn:schemas-microsoft-com:office:word" xmlns:w="http://schemas.openxmlformats.org/wordprocessingml/2006/main" xmlns:w14="http://schemas.microsoft.com/office/word/2010/wordml" xmlns:w15="http://schemas.microsoft.com/office/word/2012/wordml" xmlns:w16cex="http://schemas.microsoft.com/office/word/2018/wordml/cex" xmlns:w16cid="http://schemas.microsoft.com/office/word/2016/wordml/cid" xmlns:w16="http://schemas.microsoft.com/office/word/2018/wordml" xmlns:w16se="http://schemas.microsoft.com/office/word/2015/wordml/symex" xmlns:wpg="http://schemas.microsoft.com/office/word/2010/wordprocessingGroup" xmlns:wpi="http://schemas.microsoft.com/office/word/2010/wordprocessingInk" xmlns:wne="http://schemas.microsoft.com/office/word/2006/wordml" xmlns:wps="http://schemas.microsoft.com/office/word/2010/wordprocessingShape" mc:Ignorable="w14 w15 w16se w16cid w16 w16cex wp14">
+  <w:background w:color="FBE4D5" w:themeColor="accent2" w:themeTint="33"/>
   <w:body>
     <w:p>
       <w:pPr>
         <w:bidi/>
-        <w:jc w:val="center"/>
-        <w:rPr>
-          <w:rFonts w:ascii="Sakkal Majalla" w:hAnsi="Sakkal Majalla" w:cs="Sakkal Majalla"/>
-          <w:b/>
-          <w:bCs/>
-          <w:sz w:val="28"/>
-          <w:szCs w:val="28"/>
-          <w:rtl/>
+        <w:ind w:left="2880"/>
+        <w:rPr>
+          <w:rFonts w:hint="cs"/>
+          <w:sz w:val="56"/>
+          <w:szCs w:val="56"/>
+          <w:rtl/>
+          <w:lang w:bidi="ar-EG"/>
         </w:rPr>
       </w:pPr>
       <w:r>
         <w:rPr>
-          <w:rFonts w:ascii="Sakkal Majalla" w:hAnsi="Sakkal Majalla" w:cs="Sakkal Majalla"/>
-          <w:b/>
-          <w:bCs/>
-          <w:sz w:val="28"/>
-          <w:szCs w:val="28"/>
-          <w:rtl/>
-        </w:rPr>
-        <w:fldChar w:fldCharType="begin"/>
-      </w:r>
-      <w:r>
-        <w:rPr>
-          <w:rFonts w:ascii="Sakkal Majalla" w:hAnsi="Sakkal Majalla" w:cs="Sakkal Majalla"/>
-          <w:b/>
-          <w:bCs/>
-          <w:sz w:val="28"/>
-          <w:szCs w:val="28"/>
-          <w:rtl/>
-        </w:rPr>
-        <w:instrText xml:space="preserve"> </w:instrText>
-      </w:r>
-      <w:r>
-        <w:rPr>
-          <w:rFonts w:ascii="Sakkal Majalla" w:hAnsi="Sakkal Majalla" w:cs="Sakkal Majalla"/>
-          <w:b/>
-          <w:bCs/>
-          <w:sz w:val="28"/>
-          <w:szCs w:val="28"/>
-        </w:rPr>
-        <w:instrText>HYPERLINK</w:instrText>
-      </w:r>
-      <w:r>
-        <w:rPr>
-          <w:rFonts w:ascii="Sakkal Majalla" w:hAnsi="Sakkal Majalla" w:cs="Sakkal Majalla"/>
-          <w:b/>
-          <w:bCs/>
-          <w:sz w:val="28"/>
-          <w:szCs w:val="28"/>
-          <w:rtl/>
-        </w:rPr>
-        <w:instrText xml:space="preserve"> "</w:instrText>
-      </w:r>
-      <w:r>
-        <w:rPr>
-          <w:rFonts w:ascii="Sakkal Majalla" w:hAnsi="Sakkal Majalla" w:cs="Sakkal Majalla"/>
-          <w:b/>
-          <w:bCs/>
-          <w:sz w:val="28"/>
-          <w:szCs w:val="28"/>
-        </w:rPr>
-        <w:instrText>https://www.bibelstudium.de/articles/5426/zur-erinnerung.html</w:instrText>
-      </w:r>
-      <w:r>
-        <w:rPr>
-          <w:rFonts w:ascii="Sakkal Majalla" w:hAnsi="Sakkal Majalla" w:cs="Sakkal Majalla"/>
-          <w:b/>
-          <w:bCs/>
-          <w:sz w:val="28"/>
-          <w:szCs w:val="28"/>
-          <w:rtl/>
-        </w:rPr>
-        <w:instrText xml:space="preserve">" </w:instrText>
-      </w:r>
-      <w:r>
-        <w:rPr>
-          <w:rFonts w:ascii="Sakkal Majalla" w:hAnsi="Sakkal Majalla" w:cs="Sakkal Majalla"/>
-          <w:b/>
-          <w:bCs/>
-          <w:sz w:val="28"/>
-          <w:szCs w:val="28"/>
-          <w:rtl/>
-        </w:rPr>
-      </w:r>
-      <w:r>
-        <w:rPr>
-          <w:rFonts w:ascii="Sakkal Majalla" w:hAnsi="Sakkal Majalla" w:cs="Sakkal Majalla"/>
-          <w:b/>
-          <w:bCs/>
-          <w:sz w:val="28"/>
-          <w:szCs w:val="28"/>
-          <w:rtl/>
-        </w:rPr>
-        <w:fldChar w:fldCharType="separate"/>
-      </w:r>
-      <w:r>
-        <w:rPr>
-          <w:rStyle w:val="Hyperlink"/>
-          <w:rFonts w:ascii="Sakkal Majalla" w:hAnsi="Sakkal Majalla" w:cs="Sakkal Majalla" w:hint="cs"/>
-          <w:b/>
-          <w:bCs/>
-          <w:sz w:val="28"/>
-          <w:szCs w:val="28"/>
-          <w:rtl/>
-        </w:rPr>
-        <w:t>للتذكير</w:t>
-      </w:r>
-      <w:r>
-        <w:rPr>
-          <w:rFonts w:ascii="Sakkal Majalla" w:hAnsi="Sakkal Majalla" w:cs="Sakkal Majalla"/>
-          <w:b/>
-          <w:bCs/>
-          <w:sz w:val="28"/>
-          <w:szCs w:val="28"/>
-          <w:rtl/>
-        </w:rPr>
-        <w:fldChar w:fldCharType="end"/>
-      </w:r>
+          <w:noProof/>
+        </w:rPr>
+        <w:drawing>
+          <wp:anchor distT="0" distB="0" distL="114300" distR="114300" simplePos="0" relativeHeight="251658240" behindDoc="1" locked="0" layoutInCell="1" allowOverlap="1" wp14:anchorId="03AF459A" wp14:editId="762A1668">
+            <wp:simplePos x="0" y="0"/>
+            <wp:positionH relativeFrom="column">
+              <wp:posOffset>-113386</wp:posOffset>
+            </wp:positionH>
+            <wp:positionV relativeFrom="paragraph">
+              <wp:posOffset>-142647</wp:posOffset>
+            </wp:positionV>
+            <wp:extent cx="6867525" cy="4103827"/>
+            <wp:effectExtent l="0" t="0" r="0" b="0"/>
+            <wp:wrapNone/>
+            <wp:docPr id="1" name="Picture 1" descr="Blume Sonne | radio SAW"/>
+            <wp:cNvGraphicFramePr>
+              <a:graphicFrameLocks xmlns:a="http://schemas.openxmlformats.org/drawingml/2006/main" noChangeAspect="1"/>
+            </wp:cNvGraphicFramePr>
+            <a:graphic xmlns:a="http://schemas.openxmlformats.org/drawingml/2006/main">
+              <a:graphicData uri="http://schemas.openxmlformats.org/drawingml/2006/picture">
+                <pic:pic xmlns:pic="http://schemas.openxmlformats.org/drawingml/2006/picture">
+                  <pic:nvPicPr>
+                    <pic:cNvPr id="0" name="Picture 1" descr="Blume Sonne | radio SAW"/>
+                    <pic:cNvPicPr>
+                      <a:picLocks noChangeAspect="1" noChangeArrowheads="1"/>
+                    </pic:cNvPicPr>
+                  </pic:nvPicPr>
+                  <pic:blipFill>
+                    <a:blip r:embed="rId4">
+                      <a:alphaModFix amt="35000"/>
+                      <a:extLst>
+                        <a:ext uri="{28A0092B-C50C-407E-A947-70E740481C1C}">
+                          <a14:useLocalDpi xmlns:a14="http://schemas.microsoft.com/office/drawing/2010/main" val="0"/>
+                        </a:ext>
+                      </a:extLst>
+                    </a:blip>
+                    <a:srcRect/>
+                    <a:stretch>
+                      <a:fillRect/>
+                    </a:stretch>
+                  </pic:blipFill>
+                  <pic:spPr bwMode="auto">
+                    <a:xfrm>
+                      <a:off x="0" y="0"/>
+                      <a:ext cx="6975844" cy="4168555"/>
+                    </a:xfrm>
+                    <a:prstGeom prst="rect">
+                      <a:avLst/>
+                    </a:prstGeom>
+                    <a:ln>
+                      <a:noFill/>
+                    </a:ln>
+                    <a:effectLst>
+                      <a:softEdge rad="112500"/>
+                    </a:effectLst>
+                  </pic:spPr>
+                </pic:pic>
+              </a:graphicData>
+            </a:graphic>
+            <wp14:sizeRelH relativeFrom="page">
+              <wp14:pctWidth>0</wp14:pctWidth>
+            </wp14:sizeRelH>
+            <wp14:sizeRelV relativeFrom="page">
+              <wp14:pctHeight>0</wp14:pctHeight>
+            </wp14:sizeRelV>
+          </wp:anchor>
+        </w:drawing>
+      </w:r>
+      <w:hyperlink r:id="rId5" w:anchor=":~:text=sollten%20wir%20es%20auch%20machen%2C%20indem%20wir,wachsen%20und%20dem%20Herrn%20Freude%20bereiten." w:history="1">
+        <w:r>
+          <w:rPr>
+            <w:rStyle w:val="Hyperlink"/>
+            <w:rFonts w:hint="cs"/>
+            <w:sz w:val="56"/>
+            <w:szCs w:val="56"/>
+            <w:rtl/>
+            <w:lang w:bidi="ar-EG"/>
+          </w:rPr>
+          <w:t>محبته</w:t>
+        </w:r>
+      </w:hyperlink>
     </w:p>
     <w:p>
       <w:pPr>
         <w:bidi/>
         <w:jc w:val="both"/>
         <w:rPr>
-          <w:rFonts w:ascii="Sakkal Majalla" w:hAnsi="Sakkal Majalla" w:cs="Sakkal Majalla"/>
-          <w:b/>
-          <w:bCs/>
-          <w:sz w:val="28"/>
-          <w:szCs w:val="28"/>
-          <w:rtl/>
+          <w:sz w:val="56"/>
+          <w:szCs w:val="56"/>
+          <w:rtl/>
+          <w:lang w:bidi="ar-EG"/>
         </w:rPr>
       </w:pPr>
       <w:r>
         <w:rPr>
-          <w:rFonts w:ascii="Sakkal Majalla" w:hAnsi="Sakkal Majalla" w:cs="Sakkal Majalla" w:hint="cs"/>
-          <w:b/>
-          <w:bCs/>
-          <w:sz w:val="28"/>
-          <w:szCs w:val="28"/>
-          <w:rtl/>
-        </w:rPr>
-        <w:t xml:space="preserve">عبرانيين 10: 1 </w:t>
-      </w:r>
-      <w:r>
-        <w:rPr>
-          <w:rFonts w:ascii="Sakkal Majalla" w:hAnsi="Sakkal Majalla" w:cs="Sakkal Majalla"/>
-          <w:b/>
-          <w:bCs/>
-          <w:sz w:val="28"/>
-          <w:szCs w:val="28"/>
-          <w:rtl/>
-        </w:rPr>
-        <w:t>–</w:t>
-      </w:r>
-      <w:r>
-        <w:rPr>
-          <w:rFonts w:ascii="Sakkal Majalla" w:hAnsi="Sakkal Majalla" w:cs="Sakkal Majalla" w:hint="cs"/>
-          <w:b/>
-          <w:bCs/>
-          <w:sz w:val="28"/>
-          <w:szCs w:val="28"/>
-          <w:rtl/>
-        </w:rPr>
-        <w:t xml:space="preserve"> 4</w:t>
+          <w:rFonts w:hint="cs"/>
+          <w:sz w:val="56"/>
+          <w:szCs w:val="56"/>
+          <w:rtl/>
+          <w:lang w:bidi="ar-EG"/>
+        </w:rPr>
+        <w:t>كانت بنتٌ تسكن في كشك صغير لم يكن متميزًا بفساحته وجماله، إلاّ أن الزهرة التي في الغرفة تأنّقت برونقها. وقد أجابت على السؤال كيف يكون ذلك: "إنه في غاية البساطة. هنالك في غرفتي 3 نوافذ. عند شروق الشمس في الصباح تقف الزهرة في النافذة الأولى. في ساعة الظهيرة تكون في النافذة الثانية ومن ثم النافذة الثالثة. زهرتي دومًا معرّضة للشمس ولأجل هذا هي مزهرة في هذا الجمال."</w:t>
       </w:r>
     </w:p>
     <w:p>
@@ -176,40 +126,41 @@
         <w:bidi/>
         <w:jc w:val="both"/>
         <w:rPr>
-          <w:rFonts w:ascii="Sakkal Majalla" w:hAnsi="Sakkal Majalla" w:cs="Sakkal Majalla"/>
-          <w:sz w:val="28"/>
-          <w:szCs w:val="28"/>
-          <w:rtl/>
+          <w:sz w:val="56"/>
+          <w:szCs w:val="56"/>
+          <w:rtl/>
+          <w:lang w:bidi="ar-EG"/>
         </w:rPr>
       </w:pPr>
       <w:r>
         <w:rPr>
-          <w:rFonts w:ascii="Sakkal Majalla" w:hAnsi="Sakkal Majalla" w:cs="Sakkal Majalla" w:hint="cs"/>
-          <w:sz w:val="28"/>
-          <w:szCs w:val="28"/>
-          <w:rtl/>
-        </w:rPr>
-        <w:t xml:space="preserve">إن الكلمة اليونانية </w:t>
-      </w:r>
-      <w:proofErr w:type="spellStart"/>
-      <w:r>
-        <w:rPr>
-          <w:rFonts w:ascii="Sakkal Majalla" w:hAnsi="Sakkal Majalla" w:cs="Sakkal Majalla" w:hint="cs"/>
-          <w:sz w:val="28"/>
-          <w:szCs w:val="28"/>
-          <w:rtl/>
-        </w:rPr>
-        <w:t>أنامنيسيس</w:t>
-      </w:r>
-      <w:proofErr w:type="spellEnd"/>
-      <w:r>
-        <w:rPr>
-          <w:rFonts w:ascii="Sakkal Majalla" w:hAnsi="Sakkal Majalla" w:cs="Sakkal Majalla" w:hint="cs"/>
-          <w:sz w:val="28"/>
-          <w:szCs w:val="28"/>
-          <w:rtl/>
-        </w:rPr>
-        <w:t xml:space="preserve"> والتي تحمل المعنى "ذكرى" أو "تذكّر" ترد أربع مرات في العهد الجديد. إنه من المثير بأن ننظر إلى هذه الأربع مواضع كتابية ونجد الرابطة فيما بينها.</w:t>
+          <w:rFonts w:hint="cs"/>
+          <w:sz w:val="56"/>
+          <w:szCs w:val="56"/>
+          <w:rtl/>
+          <w:lang w:bidi="ar-EG"/>
+        </w:rPr>
+        <w:t xml:space="preserve">هكذا يجب علينا نحن أيضًا أن نفعل، أن نمكث دومًا </w:t>
+      </w:r>
+      <w:r>
+        <w:rPr>
+          <w:rFonts w:hint="cs"/>
+          <w:sz w:val="56"/>
+          <w:szCs w:val="56"/>
+          <w:rtl/>
+          <w:lang w:bidi="ar-EG"/>
+        </w:rPr>
+        <w:t>في</w:t>
+      </w:r>
+      <w:r>
+        <w:rPr>
+          <w:rFonts w:hint="cs"/>
+          <w:sz w:val="56"/>
+          <w:szCs w:val="56"/>
+          <w:rtl/>
+          <w:lang w:bidi="ar-EG"/>
+        </w:rPr>
+        <w:t xml:space="preserve"> شمس محبة المسيح. عندها سننمو روحيًا ونبعث بالفرح لسيدنا. تفكّر بمحبته صباحًا، ظهرًا ومساءً! وفي الليل أيضًا.</w:t>
       </w:r>
     </w:p>
     <w:p>
@@ -217,82 +168,63 @@
         <w:bidi/>
         <w:jc w:val="both"/>
         <w:rPr>
-          <w:rFonts w:ascii="Sakkal Majalla" w:hAnsi="Sakkal Majalla" w:cs="Sakkal Majalla"/>
-          <w:sz w:val="28"/>
-          <w:szCs w:val="28"/>
-          <w:rtl/>
+          <w:sz w:val="56"/>
+          <w:szCs w:val="56"/>
+          <w:rtl/>
+          <w:lang w:bidi="ar-EG"/>
         </w:rPr>
       </w:pPr>
       <w:r>
         <w:rPr>
-          <w:rFonts w:ascii="Sakkal Majalla" w:hAnsi="Sakkal Majalla" w:cs="Sakkal Majalla" w:hint="cs"/>
-          <w:sz w:val="28"/>
-          <w:szCs w:val="28"/>
-          <w:rtl/>
-        </w:rPr>
-        <w:t xml:space="preserve">إن كلمة </w:t>
+          <w:rFonts w:hint="cs"/>
+          <w:sz w:val="56"/>
+          <w:szCs w:val="56"/>
+          <w:rtl/>
+          <w:lang w:bidi="ar-EG"/>
+        </w:rPr>
+        <w:t xml:space="preserve">العروس أيضًا كانت مشغولة في سفر نشيد </w:t>
       </w:r>
       <w:proofErr w:type="spellStart"/>
       <w:r>
         <w:rPr>
-          <w:rFonts w:ascii="Sakkal Majalla" w:hAnsi="Sakkal Majalla" w:cs="Sakkal Majalla" w:hint="cs"/>
-          <w:sz w:val="28"/>
-          <w:szCs w:val="28"/>
-          <w:rtl/>
-        </w:rPr>
-        <w:t>أنامنيسيس</w:t>
+          <w:rFonts w:hint="cs"/>
+          <w:sz w:val="56"/>
+          <w:szCs w:val="56"/>
+          <w:rtl/>
+          <w:lang w:bidi="ar-EG"/>
+        </w:rPr>
+        <w:t>الأنشاد</w:t>
       </w:r>
       <w:proofErr w:type="spellEnd"/>
       <w:r>
         <w:rPr>
-          <w:rFonts w:ascii="Sakkal Majalla" w:hAnsi="Sakkal Majalla" w:cs="Sakkal Majalla" w:hint="cs"/>
-          <w:sz w:val="28"/>
-          <w:szCs w:val="28"/>
-          <w:rtl/>
-        </w:rPr>
-        <w:t xml:space="preserve"> تُستخدم في عبرانيين 10 حيث يدور الأمر حول العبادة الإسرائيلية: "</w:t>
-      </w:r>
-      <w:r>
-        <w:rPr>
-          <w:rtl/>
-        </w:rPr>
-        <w:t xml:space="preserve"> </w:t>
-      </w:r>
-      <w:r>
-        <w:rPr>
-          <w:rFonts w:ascii="Sakkal Majalla" w:hAnsi="Sakkal Majalla" w:cs="Sakkal Majalla"/>
-          <w:sz w:val="28"/>
-          <w:szCs w:val="28"/>
-          <w:rtl/>
-        </w:rPr>
-        <w:t>لأَنَّ النَّامُوسَ، إِذْ لَهُ ظِلُّ الْخَيْرَاتِ الْعَتِيدَةِ لاَ نَفْسُ صُورَةِ الأَشْيَاءِ، لاَ يَقْدِرُ أَبَدًا بِنَفْسِ الذَّبَائِحِ كُلَّ سَنَةٍ، الَّتِي يُقَدِّمُونَهَا عَلَى الدَّوَامِ، أَنْ يُكَمِّلَ الَّذِينَ يَتَقَدَّمُونَ.  2 وَإِلاَّ، أَفَمَا زَالَتْ تُقَدَّمُ؟ مِنْ أَجْلِ أَنَّ الْخَادِمِينَ، وَهُمْ مُطَهَّرُونَ مَرَّةً، لاَ يَكُونُ لَهُمْ أَيْضًا ضَمِيرُ خَطَايَا.  3 لكِنْ فِيهَا كُلَّ سَنَةٍ ذِكْرُ خَطَايَا.  4 لأَنَّهُ لاَ يُمْكِنُ أَنَّ دَمَ ثِيرَانٍ وَتُيُوسٍ يَرْفَعُ خَطَايَا.</w:t>
-      </w:r>
-      <w:r>
-        <w:rPr>
-          <w:rFonts w:ascii="Sakkal Majalla" w:hAnsi="Sakkal Majalla" w:cs="Sakkal Majalla" w:hint="cs"/>
-          <w:sz w:val="28"/>
-          <w:szCs w:val="28"/>
-          <w:rtl/>
-        </w:rPr>
-        <w:t xml:space="preserve">" (عدد 1 </w:t>
-      </w:r>
-      <w:r>
-        <w:rPr>
-          <w:rFonts w:ascii="Sakkal Majalla" w:hAnsi="Sakkal Majalla" w:cs="Sakkal Majalla"/>
-          <w:sz w:val="28"/>
-          <w:szCs w:val="28"/>
-          <w:rtl/>
-        </w:rPr>
-        <w:t>–</w:t>
-      </w:r>
-      <w:r>
-        <w:rPr>
-          <w:rFonts w:ascii="Sakkal Majalla" w:hAnsi="Sakkal Majalla" w:cs="Sakkal Majalla" w:hint="cs"/>
-          <w:sz w:val="28"/>
-          <w:szCs w:val="28"/>
-          <w:rtl/>
-        </w:rPr>
-        <w:t xml:space="preserve"> 4).</w:t>
+          <w:rFonts w:hint="cs"/>
+          <w:sz w:val="56"/>
+          <w:szCs w:val="56"/>
+          <w:rtl/>
+          <w:lang w:bidi="ar-EG"/>
+        </w:rPr>
+        <w:t xml:space="preserve"> كل النهار بعريسها أو </w:t>
+      </w:r>
+      <w:r>
+        <w:rPr>
+          <w:rFonts w:hint="cs"/>
+          <w:sz w:val="56"/>
+          <w:szCs w:val="56"/>
+          <w:rtl/>
+          <w:lang w:bidi="ar-EG"/>
+        </w:rPr>
+        <w:t>أ</w:t>
+      </w:r>
+      <w:r>
+        <w:rPr>
+          <w:rFonts w:hint="cs"/>
+          <w:sz w:val="56"/>
+          <w:szCs w:val="56"/>
+          <w:rtl/>
+          <w:lang w:bidi="ar-EG"/>
+        </w:rPr>
+        <w:t>نها واظبت على شركتها معه. لنسمع كلماتها:</w:t>
       </w:r>
     </w:p>
     <w:p>
@@ -300,38 +232,123 @@
         <w:bidi/>
         <w:jc w:val="both"/>
         <w:rPr>
-          <w:rFonts w:ascii="Sakkal Majalla" w:hAnsi="Sakkal Majalla" w:cs="Sakkal Majalla"/>
-          <w:sz w:val="28"/>
-          <w:szCs w:val="28"/>
-          <w:rtl/>
+          <w:sz w:val="56"/>
+          <w:szCs w:val="56"/>
+          <w:rtl/>
+          <w:lang w:bidi="ar-EG"/>
         </w:rPr>
       </w:pPr>
       <w:r>
         <w:rPr>
-          <w:rFonts w:ascii="Sakkal Majalla" w:hAnsi="Sakkal Majalla" w:cs="Sakkal Majalla" w:hint="cs"/>
-          <w:sz w:val="28"/>
-          <w:szCs w:val="28"/>
-          <w:rtl/>
-        </w:rPr>
-        <w:t>إن التكرار الدائم للذبائح تحت الناموس وضّح بأن فعل "الخطية" لم يكن قد انتهى بعد. إن الذبائح التي كانت تُقدّم كل سنة في يوم الكفارة العظيم (لاويين 16) ذك</w:t>
-      </w:r>
-      <w:r>
-        <w:rPr>
-          <w:rFonts w:ascii="Sakkal Majalla" w:hAnsi="Sakkal Majalla" w:cs="Sakkal Majalla" w:hint="cs"/>
-          <w:sz w:val="28"/>
-          <w:szCs w:val="28"/>
-          <w:rtl/>
-        </w:rPr>
-        <w:t>ّ</w:t>
-      </w:r>
-      <w:r>
-        <w:rPr>
-          <w:rFonts w:ascii="Sakkal Majalla" w:hAnsi="Sakkal Majalla" w:cs="Sakkal Majalla" w:hint="cs"/>
-          <w:sz w:val="28"/>
-          <w:szCs w:val="28"/>
-          <w:rtl/>
-        </w:rPr>
-        <w:t>رت شعب إسرائيل كله، بأنه لم يكن من الممكن التكفير عن الخطايا في مفهوم مطلق بذبائح طقسية. الذبائح الحيوانية في العهد القديم أعادت إلى الأذهان، بأن الخطايا لم تُرفع وأن ضمير المتقدمين لم يكن قد تطهّر.</w:t>
+          <w:rFonts w:hint="cs"/>
+          <w:color w:val="FF0000"/>
+          <w:sz w:val="56"/>
+          <w:szCs w:val="56"/>
+          <w:rtl/>
+          <w:lang w:bidi="ar-EG"/>
+        </w:rPr>
+        <w:t>صباحًا</w:t>
+      </w:r>
+      <w:r>
+        <w:rPr>
+          <w:rFonts w:hint="cs"/>
+          <w:sz w:val="56"/>
+          <w:szCs w:val="56"/>
+          <w:rtl/>
+          <w:lang w:bidi="ar-EG"/>
+        </w:rPr>
+        <w:t>: "</w:t>
+      </w:r>
+      <w:r>
+        <w:rPr>
+          <w:sz w:val="56"/>
+          <w:szCs w:val="56"/>
+          <w:rtl/>
+          <w:lang w:bidi="ar-EG"/>
+        </w:rPr>
+        <w:t xml:space="preserve"> 12 </w:t>
+      </w:r>
+      <w:proofErr w:type="spellStart"/>
+      <w:r>
+        <w:rPr>
+          <w:sz w:val="56"/>
+          <w:szCs w:val="56"/>
+          <w:rtl/>
+          <w:lang w:bidi="ar-EG"/>
+        </w:rPr>
+        <w:t>لِنُبَكِّرَنَّ</w:t>
+      </w:r>
+      <w:proofErr w:type="spellEnd"/>
+      <w:r>
+        <w:rPr>
+          <w:sz w:val="56"/>
+          <w:szCs w:val="56"/>
+          <w:rtl/>
+          <w:lang w:bidi="ar-EG"/>
+        </w:rPr>
+        <w:t xml:space="preserve"> إِلَى </w:t>
+      </w:r>
+      <w:proofErr w:type="gramStart"/>
+      <w:r>
+        <w:rPr>
+          <w:sz w:val="56"/>
+          <w:szCs w:val="56"/>
+          <w:rtl/>
+          <w:lang w:bidi="ar-EG"/>
+        </w:rPr>
+        <w:t>الْكُرُومِ،</w:t>
+      </w:r>
+      <w:r>
+        <w:rPr>
+          <w:rFonts w:hint="cs"/>
+          <w:sz w:val="56"/>
+          <w:szCs w:val="56"/>
+          <w:rtl/>
+          <w:lang w:bidi="ar-EG"/>
+        </w:rPr>
+        <w:t>...</w:t>
+      </w:r>
+      <w:proofErr w:type="gramEnd"/>
+      <w:r>
+        <w:rPr>
+          <w:sz w:val="56"/>
+          <w:szCs w:val="56"/>
+          <w:rtl/>
+          <w:lang w:bidi="ar-EG"/>
+        </w:rPr>
+        <w:t xml:space="preserve"> هُنَالِكَ أُعْطِيكَ حُبِّي.</w:t>
+      </w:r>
+      <w:r>
+        <w:rPr>
+          <w:rFonts w:hint="cs"/>
+          <w:sz w:val="56"/>
+          <w:szCs w:val="56"/>
+          <w:rtl/>
+          <w:lang w:bidi="ar-EG"/>
+        </w:rPr>
+        <w:t xml:space="preserve">" (نشيد </w:t>
+      </w:r>
+      <w:proofErr w:type="spellStart"/>
+      <w:r>
+        <w:rPr>
+          <w:rFonts w:hint="cs"/>
+          <w:sz w:val="56"/>
+          <w:szCs w:val="56"/>
+          <w:rtl/>
+          <w:lang w:bidi="ar-EG"/>
+        </w:rPr>
+        <w:t>الأنشاد</w:t>
+      </w:r>
+      <w:proofErr w:type="spellEnd"/>
+      <w:r>
+        <w:rPr>
+          <w:rFonts w:hint="cs"/>
+          <w:sz w:val="56"/>
+          <w:szCs w:val="56"/>
+          <w:rtl/>
+          <w:lang w:bidi="ar-EG"/>
+        </w:rPr>
+        <w:t xml:space="preserve"> 7: 13).</w:t>
       </w:r>
     </w:p>
     <w:p>
@@ -339,158 +356,73 @@
         <w:bidi/>
         <w:jc w:val="both"/>
         <w:rPr>
-          <w:rFonts w:ascii="Sakkal Majalla" w:hAnsi="Sakkal Majalla" w:cs="Sakkal Majalla"/>
-          <w:sz w:val="28"/>
-          <w:szCs w:val="28"/>
-          <w:rtl/>
+          <w:sz w:val="56"/>
+          <w:szCs w:val="56"/>
+          <w:rtl/>
+          <w:lang w:bidi="ar-EG"/>
         </w:rPr>
       </w:pPr>
       <w:r>
         <w:rPr>
-          <w:rFonts w:ascii="Sakkal Majalla" w:hAnsi="Sakkal Majalla" w:cs="Sakkal Majalla" w:hint="cs"/>
-          <w:sz w:val="28"/>
-          <w:szCs w:val="28"/>
-          <w:rtl/>
-        </w:rPr>
-        <w:t xml:space="preserve">إن كلمة </w:t>
+          <w:rFonts w:hint="cs"/>
+          <w:color w:val="FF0000"/>
+          <w:sz w:val="56"/>
+          <w:szCs w:val="56"/>
+          <w:rtl/>
+          <w:lang w:bidi="ar-EG"/>
+        </w:rPr>
+        <w:t>ظهرًا</w:t>
+      </w:r>
+      <w:r>
+        <w:rPr>
+          <w:rFonts w:hint="cs"/>
+          <w:sz w:val="56"/>
+          <w:szCs w:val="56"/>
+          <w:rtl/>
+          <w:lang w:bidi="ar-EG"/>
+        </w:rPr>
+        <w:t>: "</w:t>
+      </w:r>
+      <w:r>
+        <w:rPr>
+          <w:sz w:val="56"/>
+          <w:szCs w:val="56"/>
+          <w:rtl/>
+          <w:lang w:bidi="ar-EG"/>
+        </w:rPr>
+        <w:t>أَخْبِرْنِي يَا مَنْ تُحِبُّهُ نَفْسِي، أَيْنَ تَرْعَى، أَيْنَ تُرْبِضُ عِنْدَ الظَّهِيرَةِ.</w:t>
+      </w:r>
+      <w:r>
+        <w:rPr>
+          <w:rFonts w:hint="cs"/>
+          <w:sz w:val="56"/>
+          <w:szCs w:val="56"/>
+          <w:rtl/>
+          <w:lang w:bidi="ar-EG"/>
+        </w:rPr>
+        <w:t xml:space="preserve">؟" (نشيد </w:t>
       </w:r>
       <w:proofErr w:type="spellStart"/>
       <w:r>
         <w:rPr>
-          <w:rFonts w:ascii="Sakkal Majalla" w:hAnsi="Sakkal Majalla" w:cs="Sakkal Majalla" w:hint="cs"/>
-          <w:sz w:val="28"/>
-          <w:szCs w:val="28"/>
-          <w:rtl/>
-        </w:rPr>
-        <w:t>أنامنيسيس</w:t>
+          <w:rFonts w:hint="cs"/>
+          <w:sz w:val="56"/>
+          <w:szCs w:val="56"/>
+          <w:rtl/>
+          <w:lang w:bidi="ar-EG"/>
+        </w:rPr>
+        <w:t>الأنشاد</w:t>
       </w:r>
       <w:proofErr w:type="spellEnd"/>
       <w:r>
         <w:rPr>
-          <w:rFonts w:ascii="Sakkal Majalla" w:hAnsi="Sakkal Majalla" w:cs="Sakkal Majalla" w:hint="cs"/>
-          <w:sz w:val="28"/>
-          <w:szCs w:val="28"/>
-          <w:rtl/>
-        </w:rPr>
-        <w:t xml:space="preserve"> تُذكر إضافة إلى ذلك ثلاث مرات بارتباطها بالمدعو عشاء الرب، والمترجمة في كل منها بكلمة "ذكرى": "</w:t>
-      </w:r>
-      <w:r>
-        <w:rPr>
-          <w:rFonts w:ascii="Sakkal Majalla" w:hAnsi="Sakkal Majalla" w:cs="Sakkal Majalla"/>
-          <w:sz w:val="28"/>
-          <w:szCs w:val="28"/>
-          <w:rtl/>
-        </w:rPr>
-        <w:t xml:space="preserve"> وَأَخَذَ خُبْزًا وَشَكَرَ وَكَسَّرَ وَأَعْطَاهُمْ قَائِلاً: «هذَا هُوَ جَسَدِي الَّذِي يُبْذَلُ عَنْكُمْ. اِصْنَعُوا هذَا لِذِكْرِي».</w:t>
-      </w:r>
-      <w:r>
-        <w:rPr>
-          <w:rFonts w:ascii="Sakkal Majalla" w:hAnsi="Sakkal Majalla" w:cs="Sakkal Majalla" w:hint="cs"/>
-          <w:sz w:val="28"/>
-          <w:szCs w:val="28"/>
-          <w:rtl/>
-        </w:rPr>
-        <w:t xml:space="preserve">" (لوقا 22: 19). </w:t>
-      </w:r>
-      <w:r>
-        <w:rPr>
-          <w:rFonts w:ascii="Sakkal Majalla" w:hAnsi="Sakkal Majalla" w:cs="Sakkal Majalla"/>
-          <w:sz w:val="28"/>
-          <w:szCs w:val="28"/>
-          <w:rtl/>
-        </w:rPr>
-        <w:t>–</w:t>
-      </w:r>
-      <w:r>
-        <w:rPr>
-          <w:rFonts w:ascii="Sakkal Majalla" w:hAnsi="Sakkal Majalla" w:cs="Sakkal Majalla" w:hint="cs"/>
-          <w:sz w:val="28"/>
-          <w:szCs w:val="28"/>
-          <w:rtl/>
-        </w:rPr>
-        <w:t xml:space="preserve"> "</w:t>
-      </w:r>
-      <w:r>
-        <w:rPr>
-          <w:rtl/>
-        </w:rPr>
-        <w:t xml:space="preserve"> </w:t>
-      </w:r>
-      <w:r>
-        <w:rPr>
-          <w:rFonts w:ascii="Sakkal Majalla" w:hAnsi="Sakkal Majalla" w:cs="Sakkal Majalla"/>
-          <w:sz w:val="28"/>
-          <w:szCs w:val="28"/>
-          <w:rtl/>
-        </w:rPr>
-        <w:t xml:space="preserve">لأَنَّنِي تَسَلَّمْتُ مِنَ الرَّبِّ مَا سَلَّمْتُكُمْ أَيْضًا: إِنَّ الرَّبَّ يَسُوعَ فِي اللَّيْلَةِ الَّتِي أُسْلِمَ فِيهَا، أَخَذَ </w:t>
-      </w:r>
-      <w:proofErr w:type="gramStart"/>
-      <w:r>
-        <w:rPr>
-          <w:rFonts w:ascii="Sakkal Majalla" w:hAnsi="Sakkal Majalla" w:cs="Sakkal Majalla"/>
-          <w:sz w:val="28"/>
-          <w:szCs w:val="28"/>
-          <w:rtl/>
-        </w:rPr>
-        <w:t>خُبْزًا  24</w:t>
-      </w:r>
-      <w:proofErr w:type="gramEnd"/>
-      <w:r>
-        <w:rPr>
-          <w:rFonts w:ascii="Sakkal Majalla" w:hAnsi="Sakkal Majalla" w:cs="Sakkal Majalla"/>
-          <w:sz w:val="28"/>
-          <w:szCs w:val="28"/>
-          <w:rtl/>
-        </w:rPr>
-        <w:t xml:space="preserve"> وَشَكَرَ فَكَسَّرَ، </w:t>
-      </w:r>
-      <w:proofErr w:type="spellStart"/>
-      <w:r>
-        <w:rPr>
-          <w:rFonts w:ascii="Sakkal Majalla" w:hAnsi="Sakkal Majalla" w:cs="Sakkal Majalla"/>
-          <w:sz w:val="28"/>
-          <w:szCs w:val="28"/>
-          <w:rtl/>
-        </w:rPr>
-        <w:t>وَقَالَ:«خُذُوا</w:t>
-      </w:r>
-      <w:proofErr w:type="spellEnd"/>
-      <w:r>
-        <w:rPr>
-          <w:rFonts w:ascii="Sakkal Majalla" w:hAnsi="Sakkal Majalla" w:cs="Sakkal Majalla"/>
-          <w:sz w:val="28"/>
-          <w:szCs w:val="28"/>
-          <w:rtl/>
-        </w:rPr>
-        <w:t xml:space="preserve"> كُلُوا هذَا هُوَ جَسَدِي الْمَكْسُورُ لأَجْلِكُمُ. اصْنَعُوا هذَا لِذِكْرِي».  25 كَذلِكَ الْكَأْسَ أَيْضًا بَعْدَمَا تَعَشَّوْا، قَائِلاً: «هذِهِ الْكَأْسُ هِيَ الْعَهْدُ الْجَدِيدُ بِدَمِي. اصْنَعُوا هذَا كُلَّمَا شَرِبْتُمْ لِذِكْرِي».</w:t>
-      </w:r>
-      <w:r>
-        <w:rPr>
-          <w:rFonts w:ascii="Sakkal Majalla" w:hAnsi="Sakkal Majalla" w:cs="Sakkal Majalla" w:hint="cs"/>
-          <w:sz w:val="28"/>
-          <w:szCs w:val="28"/>
-          <w:rtl/>
-        </w:rPr>
-        <w:t xml:space="preserve">" (1. كورنثوس 11: 23 </w:t>
-      </w:r>
-      <w:r>
-        <w:rPr>
-          <w:rFonts w:ascii="Sakkal Majalla" w:hAnsi="Sakkal Majalla" w:cs="Sakkal Majalla"/>
-          <w:sz w:val="28"/>
-          <w:szCs w:val="28"/>
-          <w:rtl/>
-        </w:rPr>
-        <w:t>–</w:t>
-      </w:r>
-      <w:r>
-        <w:rPr>
-          <w:rFonts w:ascii="Sakkal Majalla" w:hAnsi="Sakkal Majalla" w:cs="Sakkal Majalla" w:hint="cs"/>
-          <w:sz w:val="28"/>
-          <w:szCs w:val="28"/>
-          <w:rtl/>
-        </w:rPr>
-        <w:t xml:space="preserve"> 25).</w:t>
+          <w:rFonts w:hint="cs"/>
+          <w:sz w:val="56"/>
+          <w:szCs w:val="56"/>
+          <w:rtl/>
+          <w:lang w:bidi="ar-EG"/>
+        </w:rPr>
+        <w:t>: 1: 7).</w:t>
       </w:r>
     </w:p>
     <w:p>
@@ -498,20 +430,74 @@
         <w:bidi/>
         <w:jc w:val="both"/>
         <w:rPr>
-          <w:rFonts w:ascii="Sakkal Majalla" w:hAnsi="Sakkal Majalla" w:cs="Sakkal Majalla"/>
-          <w:sz w:val="28"/>
-          <w:szCs w:val="28"/>
-          <w:rtl/>
+          <w:sz w:val="56"/>
+          <w:szCs w:val="56"/>
+          <w:rtl/>
+          <w:lang w:bidi="ar-EG"/>
         </w:rPr>
       </w:pPr>
       <w:r>
         <w:rPr>
-          <w:rFonts w:ascii="Sakkal Majalla" w:hAnsi="Sakkal Majalla" w:cs="Sakkal Majalla" w:hint="cs"/>
-          <w:sz w:val="28"/>
-          <w:szCs w:val="28"/>
-          <w:rtl/>
-        </w:rPr>
-        <w:t>عندما نجتمع نحن المسيحيون لكسر الخبز عندها نتذكر ربنا، الذي قدّم ذبيحة كاملة بواسطتها رُفعت عنا كل خطايانا. دمه سُفك لأجلنا. "لمغفرة الخطايا" (متى 26: 28). إن مغفرة الخطايا هي بركة العهد الجديد، والتي ستُختم يومًا مع إسرائيل. إننا لنا هذه البركة من هذا اليوم ونحن نفرح بذلك.</w:t>
+          <w:rFonts w:hint="cs"/>
+          <w:color w:val="FF0000"/>
+          <w:sz w:val="56"/>
+          <w:szCs w:val="56"/>
+          <w:rtl/>
+          <w:lang w:bidi="ar-EG"/>
+        </w:rPr>
+        <w:lastRenderedPageBreak/>
+        <w:t>مساءً</w:t>
+      </w:r>
+      <w:r>
+        <w:rPr>
+          <w:rFonts w:hint="cs"/>
+          <w:sz w:val="56"/>
+          <w:szCs w:val="56"/>
+          <w:rtl/>
+          <w:lang w:bidi="ar-EG"/>
+        </w:rPr>
+        <w:t>: "</w:t>
+      </w:r>
+      <w:r>
+        <w:rPr>
+          <w:sz w:val="56"/>
+          <w:szCs w:val="56"/>
+          <w:rtl/>
+          <w:lang w:bidi="ar-EG"/>
+        </w:rPr>
+        <w:t>إِلَى أَنْ يَفِيحَ النَّهَارُ وَتَنْهَزِمَ الظِّلاَلُ، ارْجعْ وَأَشْبِهْ يَا حَبِيبِي</w:t>
+      </w:r>
+      <w:r>
+        <w:rPr>
+          <w:rFonts w:hint="cs"/>
+          <w:sz w:val="56"/>
+          <w:szCs w:val="56"/>
+          <w:rtl/>
+          <w:lang w:bidi="ar-EG"/>
+        </w:rPr>
+        <w:t xml:space="preserve">" (نشيد </w:t>
+      </w:r>
+      <w:proofErr w:type="spellStart"/>
+      <w:r>
+        <w:rPr>
+          <w:rFonts w:hint="cs"/>
+          <w:sz w:val="56"/>
+          <w:szCs w:val="56"/>
+          <w:rtl/>
+          <w:lang w:bidi="ar-EG"/>
+        </w:rPr>
+        <w:t>الأنشاد</w:t>
+      </w:r>
+      <w:proofErr w:type="spellEnd"/>
+      <w:r>
+        <w:rPr>
+          <w:rFonts w:hint="cs"/>
+          <w:sz w:val="56"/>
+          <w:szCs w:val="56"/>
+          <w:rtl/>
+          <w:lang w:bidi="ar-EG"/>
+        </w:rPr>
+        <w:t xml:space="preserve"> 2: 17).</w:t>
       </w:r>
     </w:p>
     <w:p>
@@ -519,40 +505,73 @@
         <w:bidi/>
         <w:jc w:val="both"/>
         <w:rPr>
-          <w:rFonts w:ascii="Sakkal Majalla" w:hAnsi="Sakkal Majalla" w:cs="Sakkal Majalla"/>
-          <w:sz w:val="28"/>
-          <w:szCs w:val="28"/>
-          <w:rtl/>
+          <w:sz w:val="56"/>
+          <w:szCs w:val="56"/>
+          <w:rtl/>
+          <w:lang w:bidi="ar-EG"/>
         </w:rPr>
       </w:pPr>
       <w:r>
         <w:rPr>
-          <w:rFonts w:ascii="Sakkal Majalla" w:hAnsi="Sakkal Majalla" w:cs="Sakkal Majalla" w:hint="cs"/>
-          <w:sz w:val="28"/>
-          <w:szCs w:val="28"/>
-          <w:rtl/>
-        </w:rPr>
-        <w:t xml:space="preserve">يا له من تناقض حاد نراه ما بين إسرائيل والكنيسة، فيما يتعلق </w:t>
+          <w:rFonts w:hint="cs"/>
+          <w:color w:val="FF0000"/>
+          <w:sz w:val="56"/>
+          <w:szCs w:val="56"/>
+          <w:rtl/>
+          <w:lang w:bidi="ar-EG"/>
+        </w:rPr>
+        <w:t>ليلاً</w:t>
+      </w:r>
+      <w:r>
+        <w:rPr>
+          <w:rFonts w:hint="cs"/>
+          <w:sz w:val="56"/>
+          <w:szCs w:val="56"/>
+          <w:rtl/>
+          <w:lang w:bidi="ar-EG"/>
+        </w:rPr>
+        <w:t>: "</w:t>
+      </w:r>
+      <w:r>
+        <w:rPr>
+          <w:sz w:val="56"/>
+          <w:szCs w:val="56"/>
+          <w:rtl/>
+          <w:lang w:bidi="ar-EG"/>
+        </w:rPr>
+        <w:t xml:space="preserve"> 1 فِي اللَّيْلِ عَلَى فِرَاشِي طَلَبْتُ مَنْ تُحِبُّهُ نَفْسِي.</w:t>
+      </w:r>
+      <w:r>
+        <w:rPr>
+          <w:rFonts w:hint="cs"/>
+          <w:sz w:val="56"/>
+          <w:szCs w:val="56"/>
+          <w:rtl/>
+          <w:lang w:bidi="ar-EG"/>
+        </w:rPr>
+        <w:t xml:space="preserve">" (نشيد </w:t>
       </w:r>
       <w:proofErr w:type="spellStart"/>
       <w:r>
         <w:rPr>
-          <w:rFonts w:ascii="Sakkal Majalla" w:hAnsi="Sakkal Majalla" w:cs="Sakkal Majalla" w:hint="cs"/>
-          <w:sz w:val="28"/>
-          <w:szCs w:val="28"/>
-          <w:rtl/>
-        </w:rPr>
-        <w:t>بالـ"ذكرى</w:t>
+          <w:rFonts w:hint="cs"/>
+          <w:sz w:val="56"/>
+          <w:szCs w:val="56"/>
+          <w:rtl/>
+          <w:lang w:bidi="ar-EG"/>
+        </w:rPr>
+        <w:t>الأنشاد</w:t>
       </w:r>
       <w:proofErr w:type="spellEnd"/>
       <w:r>
         <w:rPr>
-          <w:rFonts w:ascii="Sakkal Majalla" w:hAnsi="Sakkal Majalla" w:cs="Sakkal Majalla" w:hint="cs"/>
-          <w:sz w:val="28"/>
-          <w:szCs w:val="28"/>
-          <w:rtl/>
-        </w:rPr>
-        <w:t>"! فبنو إسرائيل تذكروا أيضًا في عبادتهم خطاياهم، بينما نحن في كسر الخبز نتذكر ونحن ساجدين، مَن كفّر عنّا خطايانا بالكامل وإلى الأبد. كم يحق لنا أن نكون شاكرين بأننا نعرف الرب يسوع وعمله الفدائي الذي أكمله!</w:t>
+          <w:rFonts w:hint="cs"/>
+          <w:sz w:val="56"/>
+          <w:szCs w:val="56"/>
+          <w:rtl/>
+          <w:lang w:bidi="ar-EG"/>
+        </w:rPr>
+        <w:t>: 3: 1).</w:t>
       </w:r>
     </w:p>
     <w:p>
@@ -560,57 +579,23 @@
         <w:bidi/>
         <w:jc w:val="both"/>
         <w:rPr>
-          <w:rFonts w:ascii="Sakkal Majalla" w:hAnsi="Sakkal Majalla" w:cs="Sakkal Majalla"/>
-          <w:b/>
-          <w:bCs/>
-          <w:sz w:val="28"/>
-          <w:szCs w:val="28"/>
-          <w:rtl/>
+          <w:rFonts w:hint="cs"/>
+          <w:rtl/>
+          <w:lang w:bidi="ar-EG"/>
         </w:rPr>
       </w:pPr>
-      <w:proofErr w:type="spellStart"/>
-      <w:r>
-        <w:rPr>
-          <w:rFonts w:ascii="Sakkal Majalla" w:hAnsi="Sakkal Majalla" w:cs="Sakkal Majalla" w:hint="cs"/>
-          <w:b/>
-          <w:bCs/>
-          <w:sz w:val="28"/>
-          <w:szCs w:val="28"/>
-          <w:rtl/>
-        </w:rPr>
-        <w:t>جيريد</w:t>
-      </w:r>
-      <w:proofErr w:type="spellEnd"/>
-      <w:r>
-        <w:rPr>
-          <w:rFonts w:ascii="Sakkal Majalla" w:hAnsi="Sakkal Majalla" w:cs="Sakkal Majalla" w:hint="cs"/>
-          <w:b/>
-          <w:bCs/>
-          <w:sz w:val="28"/>
-          <w:szCs w:val="28"/>
-          <w:rtl/>
-        </w:rPr>
-        <w:t xml:space="preserve"> </w:t>
-      </w:r>
-      <w:proofErr w:type="spellStart"/>
-      <w:r>
-        <w:rPr>
-          <w:rFonts w:ascii="Sakkal Majalla" w:hAnsi="Sakkal Majalla" w:cs="Sakkal Majalla" w:hint="cs"/>
-          <w:b/>
-          <w:bCs/>
-          <w:sz w:val="28"/>
-          <w:szCs w:val="28"/>
-          <w:rtl/>
-        </w:rPr>
-        <w:t>زيتسير</w:t>
-      </w:r>
-      <w:proofErr w:type="spellEnd"/>
+      <w:r>
+        <w:rPr>
+          <w:lang w:bidi="ar-EG"/>
+        </w:rPr>
+        <w:t>Gerrid Setzer</w:t>
+      </w:r>
     </w:p>
     <w:sectPr>
       <w:pgSz w:w="11906" w:h="16838"/>
-      <w:pgMar w:top="1440" w:right="1440" w:bottom="1440" w:left="1440" w:header="708" w:footer="708" w:gutter="0"/>
+      <w:pgMar w:top="720" w:right="720" w:bottom="720" w:left="720" w:header="708" w:footer="708" w:gutter="0"/>
       <w:cols w:space="708"/>
-      <w:docGrid w:linePitch="360"/>
+      <w:docGrid w:linePitch="381"/>
     </w:sectPr>
   </w:body>
 </w:document>
@@ -621,9 +606,9 @@
   <w:docDefaults>
     <w:rPrDefault>
       <w:rPr>
-        <w:rFonts w:asciiTheme="minorHAnsi" w:eastAsiaTheme="minorHAnsi" w:hAnsiTheme="minorHAnsi" w:cstheme="minorBidi"/>
-        <w:sz w:val="22"/>
-        <w:szCs w:val="22"/>
+        <w:rFonts w:ascii="Sakkal Majalla" w:eastAsiaTheme="minorHAnsi" w:hAnsi="Sakkal Majalla" w:cs="Sakkal Majalla"/>
+        <w:sz w:val="28"/>
+        <w:szCs w:val="28"/>
         <w:lang w:val="en-IL" w:eastAsia="en-US" w:bidi="ar-SA"/>
       </w:rPr>
     </w:rPrDefault>
@@ -1014,9 +999,6 @@
   <w:style w:type="paragraph" w:default="1" w:styleId="Normal">
     <w:name w:val="Normal"/>
     <w:qFormat/>
-    <w:rPr>
-      <w:lang w:bidi="ar-EG"/>
-    </w:rPr>
   </w:style>
   <w:style w:type="character" w:default="1" w:styleId="DefaultParagraphFont">
     <w:name w:val="Default Paragraph Font"/>
@@ -1050,7 +1032,7 @@
     <w:basedOn w:val="DefaultParagraphFont"/>
     <w:uiPriority w:val="99"/>
     <w:unhideWhenUsed/>
-    <w:rsid w:val="00534B69"/>
+    <w:rsid w:val="00D95C64"/>
     <w:rPr>
       <w:color w:val="0563C1" w:themeColor="hyperlink"/>
       <w:u w:val="single"/>
@@ -1062,7 +1044,7 @@
     <w:uiPriority w:val="99"/>
     <w:semiHidden/>
     <w:unhideWhenUsed/>
-    <w:rsid w:val="00534B69"/>
+    <w:rsid w:val="00D95C64"/>
     <w:rPr>
       <w:color w:val="605E5C"/>
       <w:shd w:val="clear" w:color="auto" w:fill="E1DFDD"/>

--- a/docs/downloads/gerrid-setzer/تم/doc_0183.docx
+++ b/docs/downloads/gerrid-setzer/تم/doc_0183.docx
@@ -1,124 +1,174 @@
 
 <file path=word/document.xml><?xml version="1.0" encoding="utf-8"?>
 <w:document xmlns:wpc="http://schemas.microsoft.com/office/word/2010/wordprocessingCanvas" xmlns:cx="http://schemas.microsoft.com/office/drawing/2014/chartex" xmlns:cx1="http://schemas.microsoft.com/office/drawing/2015/9/8/chartex" xmlns:cx2="http://schemas.microsoft.com/office/drawing/2015/10/21/chartex" xmlns:cx3="http://schemas.microsoft.com/office/drawing/2016/5/9/chartex" xmlns:cx4="http://schemas.microsoft.com/office/drawing/2016/5/10/chartex" xmlns:cx5="http://schemas.microsoft.com/office/drawing/2016/5/11/chartex" xmlns:cx6="http://schemas.microsoft.com/office/drawing/2016/5/12/chartex" xmlns:cx7="http://schemas.microsoft.com/office/drawing/2016/5/13/chartex" xmlns:cx8="http://schemas.microsoft.com/office/drawing/2016/5/14/chartex" xmlns:mc="http://schemas.openxmlformats.org/markup-compatibility/2006" xmlns:aink="http://schemas.microsoft.com/office/drawing/2016/ink" xmlns:am3d="http://schemas.microsoft.com/office/drawing/2017/model3d" xmlns:o="urn:schemas-microsoft-com:office:office" xmlns:r="http://schemas.openxmlformats.org/officeDocument/2006/relationships" xmlns:m="http://schemas.openxmlformats.org/officeDocument/2006/math" xmlns:v="urn:schemas-microsoft-com:vml" xmlns:wp14="http://schemas.microsoft.com/office/word/2010/wordprocessingDrawing" xmlns:wp="http://schemas.openxmlformats.org/drawingml/2006/wordprocessingDrawing" xmlns:w10="urn:schemas-microsoft-com:office:word" xmlns:w="http://schemas.openxmlformats.org/wordprocessingml/2006/main" xmlns:w14="http://schemas.microsoft.com/office/word/2010/wordml" xmlns:w15="http://schemas.microsoft.com/office/word/2012/wordml" xmlns:w16cex="http://schemas.microsoft.com/office/word/2018/wordml/cex" xmlns:w16cid="http://schemas.microsoft.com/office/word/2016/wordml/cid" xmlns:w16="http://schemas.microsoft.com/office/word/2018/wordml" xmlns:w16se="http://schemas.microsoft.com/office/word/2015/wordml/symex" xmlns:wpg="http://schemas.microsoft.com/office/word/2010/wordprocessingGroup" xmlns:wpi="http://schemas.microsoft.com/office/word/2010/wordprocessingInk" xmlns:wne="http://schemas.microsoft.com/office/word/2006/wordml" xmlns:wps="http://schemas.microsoft.com/office/word/2010/wordprocessingShape" mc:Ignorable="w14 w15 w16se w16cid w16 w16cex wp14">
-  <w:background w:color="FBE4D5" w:themeColor="accent2" w:themeTint="33"/>
   <w:body>
     <w:p>
       <w:pPr>
         <w:bidi/>
-        <w:ind w:left="2880"/>
-        <w:rPr>
-          <w:rFonts w:hint="cs"/>
-          <w:sz w:val="56"/>
-          <w:szCs w:val="56"/>
-          <w:rtl/>
-          <w:lang w:bidi="ar-EG"/>
+        <w:jc w:val="center"/>
+        <w:rPr>
+          <w:rFonts w:ascii="Sakkal Majalla" w:hAnsi="Sakkal Majalla" w:cs="Sakkal Majalla"/>
+          <w:b/>
+          <w:bCs/>
+          <w:sz w:val="28"/>
+          <w:szCs w:val="28"/>
+          <w:rtl/>
         </w:rPr>
       </w:pPr>
       <w:r>
         <w:rPr>
-          <w:noProof/>
-        </w:rPr>
-        <w:drawing>
-          <wp:anchor distT="0" distB="0" distL="114300" distR="114300" simplePos="0" relativeHeight="251658240" behindDoc="1" locked="0" layoutInCell="1" allowOverlap="1" wp14:anchorId="03AF459A" wp14:editId="762A1668">
-            <wp:simplePos x="0" y="0"/>
-            <wp:positionH relativeFrom="column">
-              <wp:posOffset>-113386</wp:posOffset>
-            </wp:positionH>
-            <wp:positionV relativeFrom="paragraph">
-              <wp:posOffset>-142647</wp:posOffset>
-            </wp:positionV>
-            <wp:extent cx="6867525" cy="4103827"/>
-            <wp:effectExtent l="0" t="0" r="0" b="0"/>
-            <wp:wrapNone/>
-            <wp:docPr id="1" name="Picture 1" descr="Blume Sonne | radio SAW"/>
-            <wp:cNvGraphicFramePr>
-              <a:graphicFrameLocks xmlns:a="http://schemas.openxmlformats.org/drawingml/2006/main" noChangeAspect="1"/>
-            </wp:cNvGraphicFramePr>
-            <a:graphic xmlns:a="http://schemas.openxmlformats.org/drawingml/2006/main">
-              <a:graphicData uri="http://schemas.openxmlformats.org/drawingml/2006/picture">
-                <pic:pic xmlns:pic="http://schemas.openxmlformats.org/drawingml/2006/picture">
-                  <pic:nvPicPr>
-                    <pic:cNvPr id="0" name="Picture 1" descr="Blume Sonne | radio SAW"/>
-                    <pic:cNvPicPr>
-                      <a:picLocks noChangeAspect="1" noChangeArrowheads="1"/>
-                    </pic:cNvPicPr>
-                  </pic:nvPicPr>
-                  <pic:blipFill>
-                    <a:blip r:embed="rId4">
-                      <a:alphaModFix amt="35000"/>
-                      <a:extLst>
-                        <a:ext uri="{28A0092B-C50C-407E-A947-70E740481C1C}">
-                          <a14:useLocalDpi xmlns:a14="http://schemas.microsoft.com/office/drawing/2010/main" val="0"/>
-                        </a:ext>
-                      </a:extLst>
-                    </a:blip>
-                    <a:srcRect/>
-                    <a:stretch>
-                      <a:fillRect/>
-                    </a:stretch>
-                  </pic:blipFill>
-                  <pic:spPr bwMode="auto">
-                    <a:xfrm>
-                      <a:off x="0" y="0"/>
-                      <a:ext cx="6975844" cy="4168555"/>
-                    </a:xfrm>
-                    <a:prstGeom prst="rect">
-                      <a:avLst/>
-                    </a:prstGeom>
-                    <a:ln>
-                      <a:noFill/>
-                    </a:ln>
-                    <a:effectLst>
-                      <a:softEdge rad="112500"/>
-                    </a:effectLst>
-                  </pic:spPr>
-                </pic:pic>
-              </a:graphicData>
-            </a:graphic>
-            <wp14:sizeRelH relativeFrom="page">
-              <wp14:pctWidth>0</wp14:pctWidth>
-            </wp14:sizeRelH>
-            <wp14:sizeRelV relativeFrom="page">
-              <wp14:pctHeight>0</wp14:pctHeight>
-            </wp14:sizeRelV>
-          </wp:anchor>
-        </w:drawing>
-      </w:r>
-      <w:hyperlink r:id="rId5" w:anchor=":~:text=sollten%20wir%20es%20auch%20machen%2C%20indem%20wir,wachsen%20und%20dem%20Herrn%20Freude%20bereiten." w:history="1">
-        <w:r>
-          <w:rPr>
-            <w:rStyle w:val="Hyperlink"/>
-            <w:rFonts w:hint="cs"/>
-            <w:sz w:val="56"/>
-            <w:szCs w:val="56"/>
-            <w:rtl/>
-            <w:lang w:bidi="ar-EG"/>
-          </w:rPr>
-          <w:t>محبته</w:t>
-        </w:r>
-      </w:hyperlink>
+          <w:rFonts w:ascii="Sakkal Majalla" w:hAnsi="Sakkal Majalla" w:cs="Sakkal Majalla"/>
+          <w:b/>
+          <w:bCs/>
+          <w:sz w:val="28"/>
+          <w:szCs w:val="28"/>
+          <w:rtl/>
+        </w:rPr>
+        <w:fldChar w:fldCharType="begin"/>
+      </w:r>
+      <w:r>
+        <w:rPr>
+          <w:rFonts w:ascii="Sakkal Majalla" w:hAnsi="Sakkal Majalla" w:cs="Sakkal Majalla"/>
+          <w:b/>
+          <w:bCs/>
+          <w:sz w:val="28"/>
+          <w:szCs w:val="28"/>
+          <w:rtl/>
+        </w:rPr>
+        <w:instrText xml:space="preserve"> </w:instrText>
+      </w:r>
+      <w:r>
+        <w:rPr>
+          <w:rFonts w:ascii="Sakkal Majalla" w:hAnsi="Sakkal Majalla" w:cs="Sakkal Majalla"/>
+          <w:b/>
+          <w:bCs/>
+          <w:sz w:val="28"/>
+          <w:szCs w:val="28"/>
+        </w:rPr>
+        <w:instrText>HYPERLINK</w:instrText>
+      </w:r>
+      <w:r>
+        <w:rPr>
+          <w:rFonts w:ascii="Sakkal Majalla" w:hAnsi="Sakkal Majalla" w:cs="Sakkal Majalla"/>
+          <w:b/>
+          <w:bCs/>
+          <w:sz w:val="28"/>
+          <w:szCs w:val="28"/>
+          <w:rtl/>
+        </w:rPr>
+        <w:instrText xml:space="preserve"> "</w:instrText>
+      </w:r>
+      <w:r>
+        <w:rPr>
+          <w:rFonts w:ascii="Sakkal Majalla" w:hAnsi="Sakkal Majalla" w:cs="Sakkal Majalla"/>
+          <w:b/>
+          <w:bCs/>
+          <w:sz w:val="28"/>
+          <w:szCs w:val="28"/>
+        </w:rPr>
+        <w:instrText>https://www.bibelstudium.de/articles/5426/zur-erinnerung.html</w:instrText>
+      </w:r>
+      <w:r>
+        <w:rPr>
+          <w:rFonts w:ascii="Sakkal Majalla" w:hAnsi="Sakkal Majalla" w:cs="Sakkal Majalla"/>
+          <w:b/>
+          <w:bCs/>
+          <w:sz w:val="28"/>
+          <w:szCs w:val="28"/>
+          <w:rtl/>
+        </w:rPr>
+        <w:instrText xml:space="preserve">" </w:instrText>
+      </w:r>
+      <w:r>
+        <w:rPr>
+          <w:rFonts w:ascii="Sakkal Majalla" w:hAnsi="Sakkal Majalla" w:cs="Sakkal Majalla"/>
+          <w:b/>
+          <w:bCs/>
+          <w:sz w:val="28"/>
+          <w:szCs w:val="28"/>
+          <w:rtl/>
+        </w:rPr>
+      </w:r>
+      <w:r>
+        <w:rPr>
+          <w:rFonts w:ascii="Sakkal Majalla" w:hAnsi="Sakkal Majalla" w:cs="Sakkal Majalla"/>
+          <w:b/>
+          <w:bCs/>
+          <w:sz w:val="28"/>
+          <w:szCs w:val="28"/>
+          <w:rtl/>
+        </w:rPr>
+        <w:fldChar w:fldCharType="separate"/>
+      </w:r>
+      <w:r>
+        <w:rPr>
+          <w:rStyle w:val="Hyperlink"/>
+          <w:rFonts w:ascii="Sakkal Majalla" w:hAnsi="Sakkal Majalla" w:cs="Sakkal Majalla" w:hint="cs"/>
+          <w:b/>
+          <w:bCs/>
+          <w:sz w:val="28"/>
+          <w:szCs w:val="28"/>
+          <w:rtl/>
+        </w:rPr>
+        <w:t>للتذكير</w:t>
+      </w:r>
+      <w:r>
+        <w:rPr>
+          <w:rFonts w:ascii="Sakkal Majalla" w:hAnsi="Sakkal Majalla" w:cs="Sakkal Majalla"/>
+          <w:b/>
+          <w:bCs/>
+          <w:sz w:val="28"/>
+          <w:szCs w:val="28"/>
+          <w:rtl/>
+        </w:rPr>
+        <w:fldChar w:fldCharType="end"/>
+      </w:r>
     </w:p>
     <w:p>
       <w:pPr>
         <w:bidi/>
         <w:jc w:val="both"/>
         <w:rPr>
-          <w:sz w:val="56"/>
-          <w:szCs w:val="56"/>
-          <w:rtl/>
-          <w:lang w:bidi="ar-EG"/>
+          <w:rFonts w:ascii="Sakkal Majalla" w:hAnsi="Sakkal Majalla" w:cs="Sakkal Majalla"/>
+          <w:b/>
+          <w:bCs/>
+          <w:sz w:val="28"/>
+          <w:szCs w:val="28"/>
+          <w:rtl/>
         </w:rPr>
       </w:pPr>
       <w:r>
         <w:rPr>
-          <w:rFonts w:hint="cs"/>
-          <w:sz w:val="56"/>
-          <w:szCs w:val="56"/>
-          <w:rtl/>
-          <w:lang w:bidi="ar-EG"/>
-        </w:rPr>
-        <w:t>كانت بنتٌ تسكن في كشك صغير لم يكن متميزًا بفساحته وجماله، إلاّ أن الزهرة التي في الغرفة تأنّقت برونقها. وقد أجابت على السؤال كيف يكون ذلك: "إنه في غاية البساطة. هنالك في غرفتي 3 نوافذ. عند شروق الشمس في الصباح تقف الزهرة في النافذة الأولى. في ساعة الظهيرة تكون في النافذة الثانية ومن ثم النافذة الثالثة. زهرتي دومًا معرّضة للشمس ولأجل هذا هي مزهرة في هذا الجمال."</w:t>
+          <w:rFonts w:ascii="Sakkal Majalla" w:hAnsi="Sakkal Majalla" w:cs="Sakkal Majalla" w:hint="cs"/>
+          <w:b/>
+          <w:bCs/>
+          <w:sz w:val="28"/>
+          <w:szCs w:val="28"/>
+          <w:rtl/>
+        </w:rPr>
+        <w:t xml:space="preserve">عبرانيين 10: 1 </w:t>
+      </w:r>
+      <w:r>
+        <w:rPr>
+          <w:rFonts w:ascii="Sakkal Majalla" w:hAnsi="Sakkal Majalla" w:cs="Sakkal Majalla"/>
+          <w:b/>
+          <w:bCs/>
+          <w:sz w:val="28"/>
+          <w:szCs w:val="28"/>
+          <w:rtl/>
+        </w:rPr>
+        <w:t>–</w:t>
+      </w:r>
+      <w:r>
+        <w:rPr>
+          <w:rFonts w:ascii="Sakkal Majalla" w:hAnsi="Sakkal Majalla" w:cs="Sakkal Majalla" w:hint="cs"/>
+          <w:b/>
+          <w:bCs/>
+          <w:sz w:val="28"/>
+          <w:szCs w:val="28"/>
+          <w:rtl/>
+        </w:rPr>
+        <w:t xml:space="preserve"> 4</w:t>
       </w:r>
     </w:p>
     <w:p>
@@ -126,41 +176,40 @@
         <w:bidi/>
         <w:jc w:val="both"/>
         <w:rPr>
-          <w:sz w:val="56"/>
-          <w:szCs w:val="56"/>
-          <w:rtl/>
-          <w:lang w:bidi="ar-EG"/>
+          <w:rFonts w:ascii="Sakkal Majalla" w:hAnsi="Sakkal Majalla" w:cs="Sakkal Majalla"/>
+          <w:sz w:val="28"/>
+          <w:szCs w:val="28"/>
+          <w:rtl/>
         </w:rPr>
       </w:pPr>
       <w:r>
         <w:rPr>
-          <w:rFonts w:hint="cs"/>
-          <w:sz w:val="56"/>
-          <w:szCs w:val="56"/>
-          <w:rtl/>
-          <w:lang w:bidi="ar-EG"/>
-        </w:rPr>
-        <w:t xml:space="preserve">هكذا يجب علينا نحن أيضًا أن نفعل، أن نمكث دومًا </w:t>
-      </w:r>
-      <w:r>
-        <w:rPr>
-          <w:rFonts w:hint="cs"/>
-          <w:sz w:val="56"/>
-          <w:szCs w:val="56"/>
-          <w:rtl/>
-          <w:lang w:bidi="ar-EG"/>
-        </w:rPr>
-        <w:t>في</w:t>
-      </w:r>
-      <w:r>
-        <w:rPr>
-          <w:rFonts w:hint="cs"/>
-          <w:sz w:val="56"/>
-          <w:szCs w:val="56"/>
-          <w:rtl/>
-          <w:lang w:bidi="ar-EG"/>
-        </w:rPr>
-        <w:t xml:space="preserve"> شمس محبة المسيح. عندها سننمو روحيًا ونبعث بالفرح لسيدنا. تفكّر بمحبته صباحًا، ظهرًا ومساءً! وفي الليل أيضًا.</w:t>
+          <w:rFonts w:ascii="Sakkal Majalla" w:hAnsi="Sakkal Majalla" w:cs="Sakkal Majalla" w:hint="cs"/>
+          <w:sz w:val="28"/>
+          <w:szCs w:val="28"/>
+          <w:rtl/>
+        </w:rPr>
+        <w:t xml:space="preserve">إن الكلمة اليونانية </w:t>
+      </w:r>
+      <w:proofErr w:type="spellStart"/>
+      <w:r>
+        <w:rPr>
+          <w:rFonts w:ascii="Sakkal Majalla" w:hAnsi="Sakkal Majalla" w:cs="Sakkal Majalla" w:hint="cs"/>
+          <w:sz w:val="28"/>
+          <w:szCs w:val="28"/>
+          <w:rtl/>
+        </w:rPr>
+        <w:t>أنامنيسيس</w:t>
+      </w:r>
+      <w:proofErr w:type="spellEnd"/>
+      <w:r>
+        <w:rPr>
+          <w:rFonts w:ascii="Sakkal Majalla" w:hAnsi="Sakkal Majalla" w:cs="Sakkal Majalla" w:hint="cs"/>
+          <w:sz w:val="28"/>
+          <w:szCs w:val="28"/>
+          <w:rtl/>
+        </w:rPr>
+        <w:t xml:space="preserve"> والتي تحمل المعنى "ذكرى" أو "تذكّر" ترد أربع مرات في العهد الجديد. إنه من المثير بأن ننظر إلى هذه الأربع مواضع كتابية ونجد الرابطة فيما بينها.</w:t>
       </w:r>
     </w:p>
     <w:p>
@@ -168,63 +217,82 @@
         <w:bidi/>
         <w:jc w:val="both"/>
         <w:rPr>
-          <w:sz w:val="56"/>
-          <w:szCs w:val="56"/>
-          <w:rtl/>
-          <w:lang w:bidi="ar-EG"/>
+          <w:rFonts w:ascii="Sakkal Majalla" w:hAnsi="Sakkal Majalla" w:cs="Sakkal Majalla"/>
+          <w:sz w:val="28"/>
+          <w:szCs w:val="28"/>
+          <w:rtl/>
         </w:rPr>
       </w:pPr>
       <w:r>
         <w:rPr>
-          <w:rFonts w:hint="cs"/>
-          <w:sz w:val="56"/>
-          <w:szCs w:val="56"/>
-          <w:rtl/>
-          <w:lang w:bidi="ar-EG"/>
-        </w:rPr>
-        <w:t xml:space="preserve">العروس أيضًا كانت مشغولة في سفر نشيد </w:t>
+          <w:rFonts w:ascii="Sakkal Majalla" w:hAnsi="Sakkal Majalla" w:cs="Sakkal Majalla" w:hint="cs"/>
+          <w:sz w:val="28"/>
+          <w:szCs w:val="28"/>
+          <w:rtl/>
+        </w:rPr>
+        <w:t xml:space="preserve">إن كلمة </w:t>
       </w:r>
       <w:proofErr w:type="spellStart"/>
       <w:r>
         <w:rPr>
-          <w:rFonts w:hint="cs"/>
-          <w:sz w:val="56"/>
-          <w:szCs w:val="56"/>
-          <w:rtl/>
-          <w:lang w:bidi="ar-EG"/>
-        </w:rPr>
-        <w:t>الأنشاد</w:t>
+          <w:rFonts w:ascii="Sakkal Majalla" w:hAnsi="Sakkal Majalla" w:cs="Sakkal Majalla" w:hint="cs"/>
+          <w:sz w:val="28"/>
+          <w:szCs w:val="28"/>
+          <w:rtl/>
+        </w:rPr>
+        <w:t>أنامنيسيس</w:t>
       </w:r>
       <w:proofErr w:type="spellEnd"/>
       <w:r>
         <w:rPr>
-          <w:rFonts w:hint="cs"/>
-          <w:sz w:val="56"/>
-          <w:szCs w:val="56"/>
-          <w:rtl/>
-          <w:lang w:bidi="ar-EG"/>
-        </w:rPr>
-        <w:t xml:space="preserve"> كل النهار بعريسها أو </w:t>
-      </w:r>
-      <w:r>
-        <w:rPr>
-          <w:rFonts w:hint="cs"/>
-          <w:sz w:val="56"/>
-          <w:szCs w:val="56"/>
-          <w:rtl/>
-          <w:lang w:bidi="ar-EG"/>
-        </w:rPr>
-        <w:t>أ</w:t>
-      </w:r>
-      <w:r>
-        <w:rPr>
-          <w:rFonts w:hint="cs"/>
-          <w:sz w:val="56"/>
-          <w:szCs w:val="56"/>
-          <w:rtl/>
-          <w:lang w:bidi="ar-EG"/>
-        </w:rPr>
-        <w:t>نها واظبت على شركتها معه. لنسمع كلماتها:</w:t>
+          <w:rFonts w:ascii="Sakkal Majalla" w:hAnsi="Sakkal Majalla" w:cs="Sakkal Majalla" w:hint="cs"/>
+          <w:sz w:val="28"/>
+          <w:szCs w:val="28"/>
+          <w:rtl/>
+        </w:rPr>
+        <w:t xml:space="preserve"> تُستخدم في عبرانيين 10 حيث يدور الأمر حول العبادة الإسرائيلية: "</w:t>
+      </w:r>
+      <w:r>
+        <w:rPr>
+          <w:rtl/>
+        </w:rPr>
+        <w:t xml:space="preserve"> </w:t>
+      </w:r>
+      <w:r>
+        <w:rPr>
+          <w:rFonts w:ascii="Sakkal Majalla" w:hAnsi="Sakkal Majalla" w:cs="Sakkal Majalla"/>
+          <w:sz w:val="28"/>
+          <w:szCs w:val="28"/>
+          <w:rtl/>
+        </w:rPr>
+        <w:t>لأَنَّ النَّامُوسَ، إِذْ لَهُ ظِلُّ الْخَيْرَاتِ الْعَتِيدَةِ لاَ نَفْسُ صُورَةِ الأَشْيَاءِ، لاَ يَقْدِرُ أَبَدًا بِنَفْسِ الذَّبَائِحِ كُلَّ سَنَةٍ، الَّتِي يُقَدِّمُونَهَا عَلَى الدَّوَامِ، أَنْ يُكَمِّلَ الَّذِينَ يَتَقَدَّمُونَ.  2 وَإِلاَّ، أَفَمَا زَالَتْ تُقَدَّمُ؟ مِنْ أَجْلِ أَنَّ الْخَادِمِينَ، وَهُمْ مُطَهَّرُونَ مَرَّةً، لاَ يَكُونُ لَهُمْ أَيْضًا ضَمِيرُ خَطَايَا.  3 لكِنْ فِيهَا كُلَّ سَنَةٍ ذِكْرُ خَطَايَا.  4 لأَنَّهُ لاَ يُمْكِنُ أَنَّ دَمَ ثِيرَانٍ وَتُيُوسٍ يَرْفَعُ خَطَايَا.</w:t>
+      </w:r>
+      <w:r>
+        <w:rPr>
+          <w:rFonts w:ascii="Sakkal Majalla" w:hAnsi="Sakkal Majalla" w:cs="Sakkal Majalla" w:hint="cs"/>
+          <w:sz w:val="28"/>
+          <w:szCs w:val="28"/>
+          <w:rtl/>
+        </w:rPr>
+        <w:t xml:space="preserve">" (عدد 1 </w:t>
+      </w:r>
+      <w:r>
+        <w:rPr>
+          <w:rFonts w:ascii="Sakkal Majalla" w:hAnsi="Sakkal Majalla" w:cs="Sakkal Majalla"/>
+          <w:sz w:val="28"/>
+          <w:szCs w:val="28"/>
+          <w:rtl/>
+        </w:rPr>
+        <w:t>–</w:t>
+      </w:r>
+      <w:r>
+        <w:rPr>
+          <w:rFonts w:ascii="Sakkal Majalla" w:hAnsi="Sakkal Majalla" w:cs="Sakkal Majalla" w:hint="cs"/>
+          <w:sz w:val="28"/>
+          <w:szCs w:val="28"/>
+          <w:rtl/>
+        </w:rPr>
+        <w:t xml:space="preserve"> 4).</w:t>
       </w:r>
     </w:p>
     <w:p>
@@ -232,123 +300,38 @@
         <w:bidi/>
         <w:jc w:val="both"/>
         <w:rPr>
-          <w:sz w:val="56"/>
-          <w:szCs w:val="56"/>
-          <w:rtl/>
-          <w:lang w:bidi="ar-EG"/>
+          <w:rFonts w:ascii="Sakkal Majalla" w:hAnsi="Sakkal Majalla" w:cs="Sakkal Majalla"/>
+          <w:sz w:val="28"/>
+          <w:szCs w:val="28"/>
+          <w:rtl/>
         </w:rPr>
       </w:pPr>
       <w:r>
         <w:rPr>
-          <w:rFonts w:hint="cs"/>
-          <w:color w:val="FF0000"/>
-          <w:sz w:val="56"/>
-          <w:szCs w:val="56"/>
-          <w:rtl/>
-          <w:lang w:bidi="ar-EG"/>
-        </w:rPr>
-        <w:t>صباحًا</w:t>
-      </w:r>
-      <w:r>
-        <w:rPr>
-          <w:rFonts w:hint="cs"/>
-          <w:sz w:val="56"/>
-          <w:szCs w:val="56"/>
-          <w:rtl/>
-          <w:lang w:bidi="ar-EG"/>
-        </w:rPr>
-        <w:t>: "</w:t>
-      </w:r>
-      <w:r>
-        <w:rPr>
-          <w:sz w:val="56"/>
-          <w:szCs w:val="56"/>
-          <w:rtl/>
-          <w:lang w:bidi="ar-EG"/>
-        </w:rPr>
-        <w:t xml:space="preserve"> 12 </w:t>
-      </w:r>
-      <w:proofErr w:type="spellStart"/>
-      <w:r>
-        <w:rPr>
-          <w:sz w:val="56"/>
-          <w:szCs w:val="56"/>
-          <w:rtl/>
-          <w:lang w:bidi="ar-EG"/>
-        </w:rPr>
-        <w:t>لِنُبَكِّرَنَّ</w:t>
-      </w:r>
-      <w:proofErr w:type="spellEnd"/>
-      <w:r>
-        <w:rPr>
-          <w:sz w:val="56"/>
-          <w:szCs w:val="56"/>
-          <w:rtl/>
-          <w:lang w:bidi="ar-EG"/>
-        </w:rPr>
-        <w:t xml:space="preserve"> إِلَى </w:t>
-      </w:r>
-      <w:proofErr w:type="gramStart"/>
-      <w:r>
-        <w:rPr>
-          <w:sz w:val="56"/>
-          <w:szCs w:val="56"/>
-          <w:rtl/>
-          <w:lang w:bidi="ar-EG"/>
-        </w:rPr>
-        <w:t>الْكُرُومِ،</w:t>
-      </w:r>
-      <w:r>
-        <w:rPr>
-          <w:rFonts w:hint="cs"/>
-          <w:sz w:val="56"/>
-          <w:szCs w:val="56"/>
-          <w:rtl/>
-          <w:lang w:bidi="ar-EG"/>
-        </w:rPr>
-        <w:t>...</w:t>
-      </w:r>
-      <w:proofErr w:type="gramEnd"/>
-      <w:r>
-        <w:rPr>
-          <w:sz w:val="56"/>
-          <w:szCs w:val="56"/>
-          <w:rtl/>
-          <w:lang w:bidi="ar-EG"/>
-        </w:rPr>
-        <w:t xml:space="preserve"> هُنَالِكَ أُعْطِيكَ حُبِّي.</w:t>
-      </w:r>
-      <w:r>
-        <w:rPr>
-          <w:rFonts w:hint="cs"/>
-          <w:sz w:val="56"/>
-          <w:szCs w:val="56"/>
-          <w:rtl/>
-          <w:lang w:bidi="ar-EG"/>
-        </w:rPr>
-        <w:t xml:space="preserve">" (نشيد </w:t>
-      </w:r>
-      <w:proofErr w:type="spellStart"/>
-      <w:r>
-        <w:rPr>
-          <w:rFonts w:hint="cs"/>
-          <w:sz w:val="56"/>
-          <w:szCs w:val="56"/>
-          <w:rtl/>
-          <w:lang w:bidi="ar-EG"/>
-        </w:rPr>
-        <w:t>الأنشاد</w:t>
-      </w:r>
-      <w:proofErr w:type="spellEnd"/>
-      <w:r>
-        <w:rPr>
-          <w:rFonts w:hint="cs"/>
-          <w:sz w:val="56"/>
-          <w:szCs w:val="56"/>
-          <w:rtl/>
-          <w:lang w:bidi="ar-EG"/>
-        </w:rPr>
-        <w:t xml:space="preserve"> 7: 13).</w:t>
+          <w:rFonts w:ascii="Sakkal Majalla" w:hAnsi="Sakkal Majalla" w:cs="Sakkal Majalla" w:hint="cs"/>
+          <w:sz w:val="28"/>
+          <w:szCs w:val="28"/>
+          <w:rtl/>
+        </w:rPr>
+        <w:t>إن التكرار الدائم للذبائح تحت الناموس وضّح بأن فعل "الخطية" لم يكن قد انتهى بعد. إن الذبائح التي كانت تُقدّم كل سنة في يوم الكفارة العظيم (لاويين 16) ذك</w:t>
+      </w:r>
+      <w:r>
+        <w:rPr>
+          <w:rFonts w:ascii="Sakkal Majalla" w:hAnsi="Sakkal Majalla" w:cs="Sakkal Majalla" w:hint="cs"/>
+          <w:sz w:val="28"/>
+          <w:szCs w:val="28"/>
+          <w:rtl/>
+        </w:rPr>
+        <w:t>ّ</w:t>
+      </w:r>
+      <w:r>
+        <w:rPr>
+          <w:rFonts w:ascii="Sakkal Majalla" w:hAnsi="Sakkal Majalla" w:cs="Sakkal Majalla" w:hint="cs"/>
+          <w:sz w:val="28"/>
+          <w:szCs w:val="28"/>
+          <w:rtl/>
+        </w:rPr>
+        <w:t>رت شعب إسرائيل كله، بأنه لم يكن من الممكن التكفير عن الخطايا في مفهوم مطلق بذبائح طقسية. الذبائح الحيوانية في العهد القديم أعادت إلى الأذهان، بأن الخطايا لم تُرفع وأن ضمير المتقدمين لم يكن قد تطهّر.</w:t>
       </w:r>
     </w:p>
     <w:p>
@@ -356,73 +339,158 @@
         <w:bidi/>
         <w:jc w:val="both"/>
         <w:rPr>
-          <w:sz w:val="56"/>
-          <w:szCs w:val="56"/>
-          <w:rtl/>
-          <w:lang w:bidi="ar-EG"/>
+          <w:rFonts w:ascii="Sakkal Majalla" w:hAnsi="Sakkal Majalla" w:cs="Sakkal Majalla"/>
+          <w:sz w:val="28"/>
+          <w:szCs w:val="28"/>
+          <w:rtl/>
         </w:rPr>
       </w:pPr>
       <w:r>
         <w:rPr>
-          <w:rFonts w:hint="cs"/>
-          <w:color w:val="FF0000"/>
-          <w:sz w:val="56"/>
-          <w:szCs w:val="56"/>
-          <w:rtl/>
-          <w:lang w:bidi="ar-EG"/>
-        </w:rPr>
-        <w:t>ظهرًا</w:t>
-      </w:r>
-      <w:r>
-        <w:rPr>
-          <w:rFonts w:hint="cs"/>
-          <w:sz w:val="56"/>
-          <w:szCs w:val="56"/>
-          <w:rtl/>
-          <w:lang w:bidi="ar-EG"/>
-        </w:rPr>
-        <w:t>: "</w:t>
-      </w:r>
-      <w:r>
-        <w:rPr>
-          <w:sz w:val="56"/>
-          <w:szCs w:val="56"/>
-          <w:rtl/>
-          <w:lang w:bidi="ar-EG"/>
-        </w:rPr>
-        <w:t>أَخْبِرْنِي يَا مَنْ تُحِبُّهُ نَفْسِي، أَيْنَ تَرْعَى، أَيْنَ تُرْبِضُ عِنْدَ الظَّهِيرَةِ.</w:t>
-      </w:r>
-      <w:r>
-        <w:rPr>
-          <w:rFonts w:hint="cs"/>
-          <w:sz w:val="56"/>
-          <w:szCs w:val="56"/>
-          <w:rtl/>
-          <w:lang w:bidi="ar-EG"/>
-        </w:rPr>
-        <w:t xml:space="preserve">؟" (نشيد </w:t>
+          <w:rFonts w:ascii="Sakkal Majalla" w:hAnsi="Sakkal Majalla" w:cs="Sakkal Majalla" w:hint="cs"/>
+          <w:sz w:val="28"/>
+          <w:szCs w:val="28"/>
+          <w:rtl/>
+        </w:rPr>
+        <w:t xml:space="preserve">إن كلمة </w:t>
       </w:r>
       <w:proofErr w:type="spellStart"/>
       <w:r>
         <w:rPr>
-          <w:rFonts w:hint="cs"/>
-          <w:sz w:val="56"/>
-          <w:szCs w:val="56"/>
-          <w:rtl/>
-          <w:lang w:bidi="ar-EG"/>
-        </w:rPr>
-        <w:t>الأنشاد</w:t>
+          <w:rFonts w:ascii="Sakkal Majalla" w:hAnsi="Sakkal Majalla" w:cs="Sakkal Majalla" w:hint="cs"/>
+          <w:sz w:val="28"/>
+          <w:szCs w:val="28"/>
+          <w:rtl/>
+        </w:rPr>
+        <w:t>أنامنيسيس</w:t>
       </w:r>
       <w:proofErr w:type="spellEnd"/>
       <w:r>
         <w:rPr>
-          <w:rFonts w:hint="cs"/>
-          <w:sz w:val="56"/>
-          <w:szCs w:val="56"/>
-          <w:rtl/>
-          <w:lang w:bidi="ar-EG"/>
-        </w:rPr>
-        <w:t>: 1: 7).</w:t>
+          <w:rFonts w:ascii="Sakkal Majalla" w:hAnsi="Sakkal Majalla" w:cs="Sakkal Majalla" w:hint="cs"/>
+          <w:sz w:val="28"/>
+          <w:szCs w:val="28"/>
+          <w:rtl/>
+        </w:rPr>
+        <w:t xml:space="preserve"> تُذكر إضافة إلى ذلك ثلاث مرات بارتباطها بالمدعو عشاء الرب، والمترجمة في كل منها بكلمة "ذكرى": "</w:t>
+      </w:r>
+      <w:r>
+        <w:rPr>
+          <w:rFonts w:ascii="Sakkal Majalla" w:hAnsi="Sakkal Majalla" w:cs="Sakkal Majalla"/>
+          <w:sz w:val="28"/>
+          <w:szCs w:val="28"/>
+          <w:rtl/>
+        </w:rPr>
+        <w:t xml:space="preserve"> وَأَخَذَ خُبْزًا وَشَكَرَ وَكَسَّرَ وَأَعْطَاهُمْ قَائِلاً: «هذَا هُوَ جَسَدِي الَّذِي يُبْذَلُ عَنْكُمْ. اِصْنَعُوا هذَا لِذِكْرِي».</w:t>
+      </w:r>
+      <w:r>
+        <w:rPr>
+          <w:rFonts w:ascii="Sakkal Majalla" w:hAnsi="Sakkal Majalla" w:cs="Sakkal Majalla" w:hint="cs"/>
+          <w:sz w:val="28"/>
+          <w:szCs w:val="28"/>
+          <w:rtl/>
+        </w:rPr>
+        <w:t xml:space="preserve">" (لوقا 22: 19). </w:t>
+      </w:r>
+      <w:r>
+        <w:rPr>
+          <w:rFonts w:ascii="Sakkal Majalla" w:hAnsi="Sakkal Majalla" w:cs="Sakkal Majalla"/>
+          <w:sz w:val="28"/>
+          <w:szCs w:val="28"/>
+          <w:rtl/>
+        </w:rPr>
+        <w:t>–</w:t>
+      </w:r>
+      <w:r>
+        <w:rPr>
+          <w:rFonts w:ascii="Sakkal Majalla" w:hAnsi="Sakkal Majalla" w:cs="Sakkal Majalla" w:hint="cs"/>
+          <w:sz w:val="28"/>
+          <w:szCs w:val="28"/>
+          <w:rtl/>
+        </w:rPr>
+        <w:t xml:space="preserve"> "</w:t>
+      </w:r>
+      <w:r>
+        <w:rPr>
+          <w:rtl/>
+        </w:rPr>
+        <w:t xml:space="preserve"> </w:t>
+      </w:r>
+      <w:r>
+        <w:rPr>
+          <w:rFonts w:ascii="Sakkal Majalla" w:hAnsi="Sakkal Majalla" w:cs="Sakkal Majalla"/>
+          <w:sz w:val="28"/>
+          <w:szCs w:val="28"/>
+          <w:rtl/>
+        </w:rPr>
+        <w:t xml:space="preserve">لأَنَّنِي تَسَلَّمْتُ مِنَ الرَّبِّ مَا سَلَّمْتُكُمْ أَيْضًا: إِنَّ الرَّبَّ يَسُوعَ فِي اللَّيْلَةِ الَّتِي أُسْلِمَ فِيهَا، أَخَذَ </w:t>
+      </w:r>
+      <w:proofErr w:type="gramStart"/>
+      <w:r>
+        <w:rPr>
+          <w:rFonts w:ascii="Sakkal Majalla" w:hAnsi="Sakkal Majalla" w:cs="Sakkal Majalla"/>
+          <w:sz w:val="28"/>
+          <w:szCs w:val="28"/>
+          <w:rtl/>
+        </w:rPr>
+        <w:t>خُبْزًا  24</w:t>
+      </w:r>
+      <w:proofErr w:type="gramEnd"/>
+      <w:r>
+        <w:rPr>
+          <w:rFonts w:ascii="Sakkal Majalla" w:hAnsi="Sakkal Majalla" w:cs="Sakkal Majalla"/>
+          <w:sz w:val="28"/>
+          <w:szCs w:val="28"/>
+          <w:rtl/>
+        </w:rPr>
+        <w:t xml:space="preserve"> وَشَكَرَ فَكَسَّرَ، </w:t>
+      </w:r>
+      <w:proofErr w:type="spellStart"/>
+      <w:r>
+        <w:rPr>
+          <w:rFonts w:ascii="Sakkal Majalla" w:hAnsi="Sakkal Majalla" w:cs="Sakkal Majalla"/>
+          <w:sz w:val="28"/>
+          <w:szCs w:val="28"/>
+          <w:rtl/>
+        </w:rPr>
+        <w:t>وَقَالَ:«خُذُوا</w:t>
+      </w:r>
+      <w:proofErr w:type="spellEnd"/>
+      <w:r>
+        <w:rPr>
+          <w:rFonts w:ascii="Sakkal Majalla" w:hAnsi="Sakkal Majalla" w:cs="Sakkal Majalla"/>
+          <w:sz w:val="28"/>
+          <w:szCs w:val="28"/>
+          <w:rtl/>
+        </w:rPr>
+        <w:t xml:space="preserve"> كُلُوا هذَا هُوَ جَسَدِي الْمَكْسُورُ لأَجْلِكُمُ. اصْنَعُوا هذَا لِذِكْرِي».  25 كَذلِكَ الْكَأْسَ أَيْضًا بَعْدَمَا تَعَشَّوْا، قَائِلاً: «هذِهِ الْكَأْسُ هِيَ الْعَهْدُ الْجَدِيدُ بِدَمِي. اصْنَعُوا هذَا كُلَّمَا شَرِبْتُمْ لِذِكْرِي».</w:t>
+      </w:r>
+      <w:r>
+        <w:rPr>
+          <w:rFonts w:ascii="Sakkal Majalla" w:hAnsi="Sakkal Majalla" w:cs="Sakkal Majalla" w:hint="cs"/>
+          <w:sz w:val="28"/>
+          <w:szCs w:val="28"/>
+          <w:rtl/>
+        </w:rPr>
+        <w:t xml:space="preserve">" (1. كورنثوس 11: 23 </w:t>
+      </w:r>
+      <w:r>
+        <w:rPr>
+          <w:rFonts w:ascii="Sakkal Majalla" w:hAnsi="Sakkal Majalla" w:cs="Sakkal Majalla"/>
+          <w:sz w:val="28"/>
+          <w:szCs w:val="28"/>
+          <w:rtl/>
+        </w:rPr>
+        <w:t>–</w:t>
+      </w:r>
+      <w:r>
+        <w:rPr>
+          <w:rFonts w:ascii="Sakkal Majalla" w:hAnsi="Sakkal Majalla" w:cs="Sakkal Majalla" w:hint="cs"/>
+          <w:sz w:val="28"/>
+          <w:szCs w:val="28"/>
+          <w:rtl/>
+        </w:rPr>
+        <w:t xml:space="preserve"> 25).</w:t>
       </w:r>
     </w:p>
     <w:p>
@@ -430,74 +498,20 @@
         <w:bidi/>
         <w:jc w:val="both"/>
         <w:rPr>
-          <w:sz w:val="56"/>
-          <w:szCs w:val="56"/>
-          <w:rtl/>
-          <w:lang w:bidi="ar-EG"/>
+          <w:rFonts w:ascii="Sakkal Majalla" w:hAnsi="Sakkal Majalla" w:cs="Sakkal Majalla"/>
+          <w:sz w:val="28"/>
+          <w:szCs w:val="28"/>
+          <w:rtl/>
         </w:rPr>
       </w:pPr>
       <w:r>
         <w:rPr>
-          <w:rFonts w:hint="cs"/>
-          <w:color w:val="FF0000"/>
-          <w:sz w:val="56"/>
-          <w:szCs w:val="56"/>
-          <w:rtl/>
-          <w:lang w:bidi="ar-EG"/>
-        </w:rPr>
-        <w:lastRenderedPageBreak/>
-        <w:t>مساءً</w:t>
-      </w:r>
-      <w:r>
-        <w:rPr>
-          <w:rFonts w:hint="cs"/>
-          <w:sz w:val="56"/>
-          <w:szCs w:val="56"/>
-          <w:rtl/>
-          <w:lang w:bidi="ar-EG"/>
-        </w:rPr>
-        <w:t>: "</w:t>
-      </w:r>
-      <w:r>
-        <w:rPr>
-          <w:sz w:val="56"/>
-          <w:szCs w:val="56"/>
-          <w:rtl/>
-          <w:lang w:bidi="ar-EG"/>
-        </w:rPr>
-        <w:t>إِلَى أَنْ يَفِيحَ النَّهَارُ وَتَنْهَزِمَ الظِّلاَلُ، ارْجعْ وَأَشْبِهْ يَا حَبِيبِي</w:t>
-      </w:r>
-      <w:r>
-        <w:rPr>
-          <w:rFonts w:hint="cs"/>
-          <w:sz w:val="56"/>
-          <w:szCs w:val="56"/>
-          <w:rtl/>
-          <w:lang w:bidi="ar-EG"/>
-        </w:rPr>
-        <w:t xml:space="preserve">" (نشيد </w:t>
-      </w:r>
-      <w:proofErr w:type="spellStart"/>
-      <w:r>
-        <w:rPr>
-          <w:rFonts w:hint="cs"/>
-          <w:sz w:val="56"/>
-          <w:szCs w:val="56"/>
-          <w:rtl/>
-          <w:lang w:bidi="ar-EG"/>
-        </w:rPr>
-        <w:t>الأنشاد</w:t>
-      </w:r>
-      <w:proofErr w:type="spellEnd"/>
-      <w:r>
-        <w:rPr>
-          <w:rFonts w:hint="cs"/>
-          <w:sz w:val="56"/>
-          <w:szCs w:val="56"/>
-          <w:rtl/>
-          <w:lang w:bidi="ar-EG"/>
-        </w:rPr>
-        <w:t xml:space="preserve"> 2: 17).</w:t>
+          <w:rFonts w:ascii="Sakkal Majalla" w:hAnsi="Sakkal Majalla" w:cs="Sakkal Majalla" w:hint="cs"/>
+          <w:sz w:val="28"/>
+          <w:szCs w:val="28"/>
+          <w:rtl/>
+        </w:rPr>
+        <w:t>عندما نجتمع نحن المسيحيون لكسر الخبز عندها نتذكر ربنا، الذي قدّم ذبيحة كاملة بواسطتها رُفعت عنا كل خطايانا. دمه سُفك لأجلنا. "لمغفرة الخطايا" (متى 26: 28). إن مغفرة الخطايا هي بركة العهد الجديد، والتي ستُختم يومًا مع إسرائيل. إننا لنا هذه البركة من هذا اليوم ونحن نفرح بذلك.</w:t>
       </w:r>
     </w:p>
     <w:p>
@@ -505,73 +519,40 @@
         <w:bidi/>
         <w:jc w:val="both"/>
         <w:rPr>
-          <w:sz w:val="56"/>
-          <w:szCs w:val="56"/>
-          <w:rtl/>
-          <w:lang w:bidi="ar-EG"/>
+          <w:rFonts w:ascii="Sakkal Majalla" w:hAnsi="Sakkal Majalla" w:cs="Sakkal Majalla"/>
+          <w:sz w:val="28"/>
+          <w:szCs w:val="28"/>
+          <w:rtl/>
         </w:rPr>
       </w:pPr>
       <w:r>
         <w:rPr>
-          <w:rFonts w:hint="cs"/>
-          <w:color w:val="FF0000"/>
-          <w:sz w:val="56"/>
-          <w:szCs w:val="56"/>
-          <w:rtl/>
-          <w:lang w:bidi="ar-EG"/>
-        </w:rPr>
-        <w:t>ليلاً</w:t>
-      </w:r>
-      <w:r>
-        <w:rPr>
-          <w:rFonts w:hint="cs"/>
-          <w:sz w:val="56"/>
-          <w:szCs w:val="56"/>
-          <w:rtl/>
-          <w:lang w:bidi="ar-EG"/>
-        </w:rPr>
-        <w:t>: "</w:t>
-      </w:r>
-      <w:r>
-        <w:rPr>
-          <w:sz w:val="56"/>
-          <w:szCs w:val="56"/>
-          <w:rtl/>
-          <w:lang w:bidi="ar-EG"/>
-        </w:rPr>
-        <w:t xml:space="preserve"> 1 فِي اللَّيْلِ عَلَى فِرَاشِي طَلَبْتُ مَنْ تُحِبُّهُ نَفْسِي.</w:t>
-      </w:r>
-      <w:r>
-        <w:rPr>
-          <w:rFonts w:hint="cs"/>
-          <w:sz w:val="56"/>
-          <w:szCs w:val="56"/>
-          <w:rtl/>
-          <w:lang w:bidi="ar-EG"/>
-        </w:rPr>
-        <w:t xml:space="preserve">" (نشيد </w:t>
+          <w:rFonts w:ascii="Sakkal Majalla" w:hAnsi="Sakkal Majalla" w:cs="Sakkal Majalla" w:hint="cs"/>
+          <w:sz w:val="28"/>
+          <w:szCs w:val="28"/>
+          <w:rtl/>
+        </w:rPr>
+        <w:t xml:space="preserve">يا له من تناقض حاد نراه ما بين إسرائيل والكنيسة، فيما يتعلق </w:t>
       </w:r>
       <w:proofErr w:type="spellStart"/>
       <w:r>
         <w:rPr>
-          <w:rFonts w:hint="cs"/>
-          <w:sz w:val="56"/>
-          <w:szCs w:val="56"/>
-          <w:rtl/>
-          <w:lang w:bidi="ar-EG"/>
-        </w:rPr>
-        <w:t>الأنشاد</w:t>
+          <w:rFonts w:ascii="Sakkal Majalla" w:hAnsi="Sakkal Majalla" w:cs="Sakkal Majalla" w:hint="cs"/>
+          <w:sz w:val="28"/>
+          <w:szCs w:val="28"/>
+          <w:rtl/>
+        </w:rPr>
+        <w:t>بالـ"ذكرى</w:t>
       </w:r>
       <w:proofErr w:type="spellEnd"/>
       <w:r>
         <w:rPr>
-          <w:rFonts w:hint="cs"/>
-          <w:sz w:val="56"/>
-          <w:szCs w:val="56"/>
-          <w:rtl/>
-          <w:lang w:bidi="ar-EG"/>
-        </w:rPr>
-        <w:t>: 3: 1).</w:t>
+          <w:rFonts w:ascii="Sakkal Majalla" w:hAnsi="Sakkal Majalla" w:cs="Sakkal Majalla" w:hint="cs"/>
+          <w:sz w:val="28"/>
+          <w:szCs w:val="28"/>
+          <w:rtl/>
+        </w:rPr>
+        <w:t>"! فبنو إسرائيل تذكروا أيضًا في عبادتهم خطاياهم، بينما نحن في كسر الخبز نتذكر ونحن ساجدين، مَن كفّر عنّا خطايانا بالكامل وإلى الأبد. كم يحق لنا أن نكون شاكرين بأننا نعرف الرب يسوع وعمله الفدائي الذي أكمله!</w:t>
       </w:r>
     </w:p>
     <w:p>
@@ -579,23 +560,57 @@
         <w:bidi/>
         <w:jc w:val="both"/>
         <w:rPr>
-          <w:rFonts w:hint="cs"/>
-          <w:rtl/>
-          <w:lang w:bidi="ar-EG"/>
+          <w:rFonts w:ascii="Sakkal Majalla" w:hAnsi="Sakkal Majalla" w:cs="Sakkal Majalla"/>
+          <w:b/>
+          <w:bCs/>
+          <w:sz w:val="28"/>
+          <w:szCs w:val="28"/>
+          <w:rtl/>
         </w:rPr>
       </w:pPr>
-      <w:r>
-        <w:rPr>
-          <w:lang w:bidi="ar-EG"/>
-        </w:rPr>
-        <w:t>Gerrid Setzer</w:t>
-      </w:r>
+      <w:proofErr w:type="spellStart"/>
+      <w:r>
+        <w:rPr>
+          <w:rFonts w:ascii="Sakkal Majalla" w:hAnsi="Sakkal Majalla" w:cs="Sakkal Majalla" w:hint="cs"/>
+          <w:b/>
+          <w:bCs/>
+          <w:sz w:val="28"/>
+          <w:szCs w:val="28"/>
+          <w:rtl/>
+        </w:rPr>
+        <w:t>جيريد</w:t>
+      </w:r>
+      <w:proofErr w:type="spellEnd"/>
+      <w:r>
+        <w:rPr>
+          <w:rFonts w:ascii="Sakkal Majalla" w:hAnsi="Sakkal Majalla" w:cs="Sakkal Majalla" w:hint="cs"/>
+          <w:b/>
+          <w:bCs/>
+          <w:sz w:val="28"/>
+          <w:szCs w:val="28"/>
+          <w:rtl/>
+        </w:rPr>
+        <w:t xml:space="preserve"> </w:t>
+      </w:r>
+      <w:proofErr w:type="spellStart"/>
+      <w:r>
+        <w:rPr>
+          <w:rFonts w:ascii="Sakkal Majalla" w:hAnsi="Sakkal Majalla" w:cs="Sakkal Majalla" w:hint="cs"/>
+          <w:b/>
+          <w:bCs/>
+          <w:sz w:val="28"/>
+          <w:szCs w:val="28"/>
+          <w:rtl/>
+        </w:rPr>
+        <w:t>زيتسير</w:t>
+      </w:r>
+      <w:proofErr w:type="spellEnd"/>
     </w:p>
     <w:sectPr>
       <w:pgSz w:w="11906" w:h="16838"/>
-      <w:pgMar w:top="720" w:right="720" w:bottom="720" w:left="720" w:header="708" w:footer="708" w:gutter="0"/>
+      <w:pgMar w:top="1440" w:right="1440" w:bottom="1440" w:left="1440" w:header="708" w:footer="708" w:gutter="0"/>
       <w:cols w:space="708"/>
-      <w:docGrid w:linePitch="381"/>
+      <w:docGrid w:linePitch="360"/>
     </w:sectPr>
   </w:body>
 </w:document>
@@ -606,9 +621,9 @@
   <w:docDefaults>
     <w:rPrDefault>
       <w:rPr>
-        <w:rFonts w:ascii="Sakkal Majalla" w:eastAsiaTheme="minorHAnsi" w:hAnsi="Sakkal Majalla" w:cs="Sakkal Majalla"/>
-        <w:sz w:val="28"/>
-        <w:szCs w:val="28"/>
+        <w:rFonts w:asciiTheme="minorHAnsi" w:eastAsiaTheme="minorHAnsi" w:hAnsiTheme="minorHAnsi" w:cstheme="minorBidi"/>
+        <w:sz w:val="22"/>
+        <w:szCs w:val="22"/>
         <w:lang w:val="en-IL" w:eastAsia="en-US" w:bidi="ar-SA"/>
       </w:rPr>
     </w:rPrDefault>
@@ -999,6 +1014,9 @@
   <w:style w:type="paragraph" w:default="1" w:styleId="Normal">
     <w:name w:val="Normal"/>
     <w:qFormat/>
+    <w:rPr>
+      <w:lang w:bidi="ar-EG"/>
+    </w:rPr>
   </w:style>
   <w:style w:type="character" w:default="1" w:styleId="DefaultParagraphFont">
     <w:name w:val="Default Paragraph Font"/>
@@ -1032,7 +1050,7 @@
     <w:basedOn w:val="DefaultParagraphFont"/>
     <w:uiPriority w:val="99"/>
     <w:unhideWhenUsed/>
-    <w:rsid w:val="00D95C64"/>
+    <w:rsid w:val="00534B69"/>
     <w:rPr>
       <w:color w:val="0563C1" w:themeColor="hyperlink"/>
       <w:u w:val="single"/>
@@ -1044,7 +1062,7 @@
     <w:uiPriority w:val="99"/>
     <w:semiHidden/>
     <w:unhideWhenUsed/>
-    <w:rsid w:val="00D95C64"/>
+    <w:rsid w:val="00534B69"/>
     <w:rPr>
       <w:color w:val="605E5C"/>
       <w:shd w:val="clear" w:color="auto" w:fill="E1DFDD"/>
